--- a/Items Beeren und Zutaten.docx
+++ b/Items Beeren und Zutaten.docx
@@ -4,7 +4,15 @@
   <w:body>
     <w:p>
       <w:r>
-        <w:t>#-------------------------------Map / Shop</w:t>
+        <w:t>#-------------------------------</w:t>
+      </w:r>
+      <w:proofErr w:type="spellStart"/>
+      <w:r>
+        <w:t>Map</w:t>
+      </w:r>
+      <w:proofErr w:type="spellEnd"/>
+      <w:r>
+        <w:t xml:space="preserve"> / Shop</w:t>
       </w:r>
     </w:p>
     <w:p>
@@ -14,13 +22,28 @@
     </w:p>
     <w:p>
       <w:r>
-        <w:t>Name = Amrenabeere</w:t>
-      </w:r>
-    </w:p>
-    <w:p>
-      <w:r>
-        <w:t>NamePlural = Amrenabeeren</w:t>
-      </w:r>
+        <w:t xml:space="preserve">Name = </w:t>
+      </w:r>
+      <w:proofErr w:type="spellStart"/>
+      <w:r>
+        <w:t>Amrenabeere</w:t>
+      </w:r>
+      <w:proofErr w:type="spellEnd"/>
+    </w:p>
+    <w:p>
+      <w:proofErr w:type="spellStart"/>
+      <w:r>
+        <w:t>NamePlural</w:t>
+      </w:r>
+      <w:proofErr w:type="spellEnd"/>
+      <w:r>
+        <w:t xml:space="preserve"> = </w:t>
+      </w:r>
+      <w:proofErr w:type="spellStart"/>
+      <w:r>
+        <w:t>Amrenabeeren</w:t>
+      </w:r>
+      <w:proofErr w:type="spellEnd"/>
     </w:p>
     <w:p>
       <w:r>
@@ -33,18 +56,46 @@
       </w:r>
     </w:p>
     <w:p>
-      <w:r>
-        <w:t>FieldUse = OnPokemon</w:t>
-      </w:r>
-    </w:p>
-    <w:p>
-      <w:r>
-        <w:t>BattleUse = OnPokemon</w:t>
-      </w:r>
-    </w:p>
-    <w:p>
-      <w:r>
-        <w:t>Flags = Berry,Fling_10,NaturalGift_FIRE_80</w:t>
+      <w:proofErr w:type="spellStart"/>
+      <w:r>
+        <w:t>FieldUse</w:t>
+      </w:r>
+      <w:proofErr w:type="spellEnd"/>
+      <w:r>
+        <w:t xml:space="preserve"> = </w:t>
+      </w:r>
+      <w:proofErr w:type="spellStart"/>
+      <w:r>
+        <w:t>OnPokemon</w:t>
+      </w:r>
+      <w:proofErr w:type="spellEnd"/>
+    </w:p>
+    <w:p>
+      <w:proofErr w:type="spellStart"/>
+      <w:r>
+        <w:t>BattleUse</w:t>
+      </w:r>
+      <w:proofErr w:type="spellEnd"/>
+      <w:r>
+        <w:t xml:space="preserve"> = </w:t>
+      </w:r>
+      <w:proofErr w:type="spellStart"/>
+      <w:r>
+        <w:t>OnPokemon</w:t>
+      </w:r>
+      <w:proofErr w:type="spellEnd"/>
+    </w:p>
+    <w:p>
+      <w:r>
+        <w:t xml:space="preserve">Flags = </w:t>
+      </w:r>
+      <w:proofErr w:type="gramStart"/>
+      <w:r>
+        <w:t>Berry,Fling</w:t>
+      </w:r>
+      <w:proofErr w:type="gramEnd"/>
+      <w:r>
+        <w:t>_10,NaturalGift_FIRE_80</w:t>
       </w:r>
     </w:p>
     <w:p>
@@ -54,7 +105,15 @@
     </w:p>
     <w:p>
       <w:r>
-        <w:t>#-------------------------------Map / Shop</w:t>
+        <w:t>#-------------------------------</w:t>
+      </w:r>
+      <w:proofErr w:type="spellStart"/>
+      <w:r>
+        <w:t>Map</w:t>
+      </w:r>
+      <w:proofErr w:type="spellEnd"/>
+      <w:r>
+        <w:t xml:space="preserve"> / Shop</w:t>
       </w:r>
     </w:p>
     <w:p>
@@ -64,13 +123,28 @@
     </w:p>
     <w:p>
       <w:r>
-        <w:t>Name = Maronbeere</w:t>
-      </w:r>
-    </w:p>
-    <w:p>
-      <w:r>
-        <w:t>NamePlural = Maronbeeren</w:t>
-      </w:r>
+        <w:t xml:space="preserve">Name = </w:t>
+      </w:r>
+      <w:proofErr w:type="spellStart"/>
+      <w:r>
+        <w:t>Maronbeere</w:t>
+      </w:r>
+      <w:proofErr w:type="spellEnd"/>
+    </w:p>
+    <w:p>
+      <w:proofErr w:type="spellStart"/>
+      <w:r>
+        <w:t>NamePlural</w:t>
+      </w:r>
+      <w:proofErr w:type="spellEnd"/>
+      <w:r>
+        <w:t xml:space="preserve"> = </w:t>
+      </w:r>
+      <w:proofErr w:type="spellStart"/>
+      <w:r>
+        <w:t>Maronbeeren</w:t>
+      </w:r>
+      <w:proofErr w:type="spellEnd"/>
     </w:p>
     <w:p>
       <w:r>
@@ -83,18 +157,46 @@
       </w:r>
     </w:p>
     <w:p>
-      <w:r>
-        <w:t>FieldUse = OnPokemon</w:t>
-      </w:r>
-    </w:p>
-    <w:p>
-      <w:r>
-        <w:t>BattleUse = OnPokemon</w:t>
-      </w:r>
-    </w:p>
-    <w:p>
-      <w:r>
-        <w:t>Flags = Berry,Fling_10,NaturalGift_WATER_80</w:t>
+      <w:proofErr w:type="spellStart"/>
+      <w:r>
+        <w:t>FieldUse</w:t>
+      </w:r>
+      <w:proofErr w:type="spellEnd"/>
+      <w:r>
+        <w:t xml:space="preserve"> = </w:t>
+      </w:r>
+      <w:proofErr w:type="spellStart"/>
+      <w:r>
+        <w:t>OnPokemon</w:t>
+      </w:r>
+      <w:proofErr w:type="spellEnd"/>
+    </w:p>
+    <w:p>
+      <w:proofErr w:type="spellStart"/>
+      <w:r>
+        <w:t>BattleUse</w:t>
+      </w:r>
+      <w:proofErr w:type="spellEnd"/>
+      <w:r>
+        <w:t xml:space="preserve"> = </w:t>
+      </w:r>
+      <w:proofErr w:type="spellStart"/>
+      <w:r>
+        <w:t>OnPokemon</w:t>
+      </w:r>
+      <w:proofErr w:type="spellEnd"/>
+    </w:p>
+    <w:p>
+      <w:r>
+        <w:t xml:space="preserve">Flags = </w:t>
+      </w:r>
+      <w:proofErr w:type="gramStart"/>
+      <w:r>
+        <w:t>Berry,Fling</w:t>
+      </w:r>
+      <w:proofErr w:type="gramEnd"/>
+      <w:r>
+        <w:t>_10,NaturalGift_WATER_80</w:t>
       </w:r>
     </w:p>
     <w:p>
@@ -104,7 +206,15 @@
     </w:p>
     <w:p>
       <w:r>
-        <w:t>#-------------------------------Map / Shop</w:t>
+        <w:t>#-------------------------------</w:t>
+      </w:r>
+      <w:proofErr w:type="spellStart"/>
+      <w:r>
+        <w:t>Map</w:t>
+      </w:r>
+      <w:proofErr w:type="spellEnd"/>
+      <w:r>
+        <w:t xml:space="preserve"> / Shop</w:t>
       </w:r>
     </w:p>
     <w:p>
@@ -114,13 +224,28 @@
     </w:p>
     <w:p>
       <w:r>
-        <w:t>Name = Pirsifbeere</w:t>
-      </w:r>
-    </w:p>
-    <w:p>
-      <w:r>
-        <w:t>NamePlural = Pirsifbeeren</w:t>
-      </w:r>
+        <w:t xml:space="preserve">Name = </w:t>
+      </w:r>
+      <w:proofErr w:type="spellStart"/>
+      <w:r>
+        <w:t>Pirsifbeere</w:t>
+      </w:r>
+      <w:proofErr w:type="spellEnd"/>
+    </w:p>
+    <w:p>
+      <w:proofErr w:type="spellStart"/>
+      <w:r>
+        <w:t>NamePlural</w:t>
+      </w:r>
+      <w:proofErr w:type="spellEnd"/>
+      <w:r>
+        <w:t xml:space="preserve"> = </w:t>
+      </w:r>
+      <w:proofErr w:type="spellStart"/>
+      <w:r>
+        <w:t>Pirsifbeeren</w:t>
+      </w:r>
+      <w:proofErr w:type="spellEnd"/>
     </w:p>
     <w:p>
       <w:r>
@@ -133,18 +258,46 @@
       </w:r>
     </w:p>
     <w:p>
-      <w:r>
-        <w:t>FieldUse = OnPokemon</w:t>
-      </w:r>
-    </w:p>
-    <w:p>
-      <w:r>
-        <w:t>BattleUse = OnPokemon</w:t>
-      </w:r>
-    </w:p>
-    <w:p>
-      <w:r>
-        <w:t>Flags = Berry,Fling_10,NaturalGift_ELECTRIC_80</w:t>
+      <w:proofErr w:type="spellStart"/>
+      <w:r>
+        <w:t>FieldUse</w:t>
+      </w:r>
+      <w:proofErr w:type="spellEnd"/>
+      <w:r>
+        <w:t xml:space="preserve"> = </w:t>
+      </w:r>
+      <w:proofErr w:type="spellStart"/>
+      <w:r>
+        <w:t>OnPokemon</w:t>
+      </w:r>
+      <w:proofErr w:type="spellEnd"/>
+    </w:p>
+    <w:p>
+      <w:proofErr w:type="spellStart"/>
+      <w:r>
+        <w:t>BattleUse</w:t>
+      </w:r>
+      <w:proofErr w:type="spellEnd"/>
+      <w:r>
+        <w:t xml:space="preserve"> = </w:t>
+      </w:r>
+      <w:proofErr w:type="spellStart"/>
+      <w:r>
+        <w:t>OnPokemon</w:t>
+      </w:r>
+      <w:proofErr w:type="spellEnd"/>
+    </w:p>
+    <w:p>
+      <w:r>
+        <w:t xml:space="preserve">Flags = </w:t>
+      </w:r>
+      <w:proofErr w:type="gramStart"/>
+      <w:r>
+        <w:t>Berry,Fling</w:t>
+      </w:r>
+      <w:proofErr w:type="gramEnd"/>
+      <w:r>
+        <w:t>_10,NaturalGift_ELECTRIC_80</w:t>
       </w:r>
     </w:p>
     <w:p>
@@ -165,13 +318,28 @@
     <w:p>
       <w:r>
         <w:lastRenderedPageBreak/>
-        <w:t>Name = Fragiabeere</w:t>
-      </w:r>
-    </w:p>
-    <w:p>
-      <w:r>
-        <w:t>NamePlural = Fragiabeeren</w:t>
-      </w:r>
+        <w:t xml:space="preserve">Name = </w:t>
+      </w:r>
+      <w:proofErr w:type="spellStart"/>
+      <w:r>
+        <w:t>Fragiabeere</w:t>
+      </w:r>
+      <w:proofErr w:type="spellEnd"/>
+    </w:p>
+    <w:p>
+      <w:proofErr w:type="spellStart"/>
+      <w:r>
+        <w:t>NamePlural</w:t>
+      </w:r>
+      <w:proofErr w:type="spellEnd"/>
+      <w:r>
+        <w:t xml:space="preserve"> = </w:t>
+      </w:r>
+      <w:proofErr w:type="spellStart"/>
+      <w:r>
+        <w:t>Fragiabeeren</w:t>
+      </w:r>
+      <w:proofErr w:type="spellEnd"/>
     </w:p>
     <w:p>
       <w:r>
@@ -184,18 +352,46 @@
       </w:r>
     </w:p>
     <w:p>
-      <w:r>
-        <w:t>FieldUse = OnPokemon</w:t>
-      </w:r>
-    </w:p>
-    <w:p>
-      <w:r>
-        <w:t>BattleUse = OnPokemon</w:t>
-      </w:r>
-    </w:p>
-    <w:p>
-      <w:r>
-        <w:t>Flags = Berry,Fling_10,NaturalGift_GRASS_80</w:t>
+      <w:proofErr w:type="spellStart"/>
+      <w:r>
+        <w:t>FieldUse</w:t>
+      </w:r>
+      <w:proofErr w:type="spellEnd"/>
+      <w:r>
+        <w:t xml:space="preserve"> = </w:t>
+      </w:r>
+      <w:proofErr w:type="spellStart"/>
+      <w:r>
+        <w:t>OnPokemon</w:t>
+      </w:r>
+      <w:proofErr w:type="spellEnd"/>
+    </w:p>
+    <w:p>
+      <w:proofErr w:type="spellStart"/>
+      <w:r>
+        <w:t>BattleUse</w:t>
+      </w:r>
+      <w:proofErr w:type="spellEnd"/>
+      <w:r>
+        <w:t xml:space="preserve"> = </w:t>
+      </w:r>
+      <w:proofErr w:type="spellStart"/>
+      <w:r>
+        <w:t>OnPokemon</w:t>
+      </w:r>
+      <w:proofErr w:type="spellEnd"/>
+    </w:p>
+    <w:p>
+      <w:r>
+        <w:t xml:space="preserve">Flags = </w:t>
+      </w:r>
+      <w:proofErr w:type="gramStart"/>
+      <w:r>
+        <w:t>Berry,Fling</w:t>
+      </w:r>
+      <w:proofErr w:type="gramEnd"/>
+      <w:r>
+        <w:t>_10,NaturalGift_GRASS_80</w:t>
       </w:r>
     </w:p>
     <w:p>
@@ -215,13 +411,28 @@
     </w:p>
     <w:p>
       <w:r>
-        <w:t>Name = Wilbirbeere</w:t>
-      </w:r>
-    </w:p>
-    <w:p>
-      <w:r>
-        <w:t>NamePlural = Wilbirbeeren</w:t>
-      </w:r>
+        <w:t xml:space="preserve">Name = </w:t>
+      </w:r>
+      <w:proofErr w:type="spellStart"/>
+      <w:r>
+        <w:t>Wilbirbeere</w:t>
+      </w:r>
+      <w:proofErr w:type="spellEnd"/>
+    </w:p>
+    <w:p>
+      <w:proofErr w:type="spellStart"/>
+      <w:r>
+        <w:t>NamePlural</w:t>
+      </w:r>
+      <w:proofErr w:type="spellEnd"/>
+      <w:r>
+        <w:t xml:space="preserve"> = </w:t>
+      </w:r>
+      <w:proofErr w:type="spellStart"/>
+      <w:r>
+        <w:t>Wilbirbeeren</w:t>
+      </w:r>
+      <w:proofErr w:type="spellEnd"/>
     </w:p>
     <w:p>
       <w:r>
@@ -234,18 +445,46 @@
       </w:r>
     </w:p>
     <w:p>
-      <w:r>
-        <w:t>FieldUse = OnPokemon</w:t>
-      </w:r>
-    </w:p>
-    <w:p>
-      <w:r>
-        <w:t>BattleUse = OnPokemon</w:t>
-      </w:r>
-    </w:p>
-    <w:p>
-      <w:r>
-        <w:t>Flags = Berry,Fling_10,NaturalGift_ICE_80</w:t>
+      <w:proofErr w:type="spellStart"/>
+      <w:r>
+        <w:t>FieldUse</w:t>
+      </w:r>
+      <w:proofErr w:type="spellEnd"/>
+      <w:r>
+        <w:t xml:space="preserve"> = </w:t>
+      </w:r>
+      <w:proofErr w:type="spellStart"/>
+      <w:r>
+        <w:t>OnPokemon</w:t>
+      </w:r>
+      <w:proofErr w:type="spellEnd"/>
+    </w:p>
+    <w:p>
+      <w:proofErr w:type="spellStart"/>
+      <w:r>
+        <w:t>BattleUse</w:t>
+      </w:r>
+      <w:proofErr w:type="spellEnd"/>
+      <w:r>
+        <w:t xml:space="preserve"> = </w:t>
+      </w:r>
+      <w:proofErr w:type="spellStart"/>
+      <w:r>
+        <w:t>OnPokemon</w:t>
+      </w:r>
+      <w:proofErr w:type="spellEnd"/>
+    </w:p>
+    <w:p>
+      <w:r>
+        <w:t xml:space="preserve">Flags = </w:t>
+      </w:r>
+      <w:proofErr w:type="gramStart"/>
+      <w:r>
+        <w:t>Berry,Fling</w:t>
+      </w:r>
+      <w:proofErr w:type="gramEnd"/>
+      <w:r>
+        <w:t>_10,NaturalGift_ICE_80</w:t>
       </w:r>
     </w:p>
     <w:p>
@@ -265,16 +504,31 @@
     </w:p>
     <w:p>
       <w:r>
-        <w:t>Name = Jonagobeere</w:t>
-      </w:r>
+        <w:t xml:space="preserve">Name = </w:t>
+      </w:r>
+      <w:proofErr w:type="spellStart"/>
+      <w:r>
+        <w:t>Jonagobeere</w:t>
+      </w:r>
+      <w:proofErr w:type="spellEnd"/>
       <w:r>
         <w:tab/>
       </w:r>
     </w:p>
     <w:p>
-      <w:r>
-        <w:t>NamePlural = Jonagobeeren</w:t>
-      </w:r>
+      <w:proofErr w:type="spellStart"/>
+      <w:r>
+        <w:t>NamePlural</w:t>
+      </w:r>
+      <w:proofErr w:type="spellEnd"/>
+      <w:r>
+        <w:t xml:space="preserve"> = </w:t>
+      </w:r>
+      <w:proofErr w:type="spellStart"/>
+      <w:r>
+        <w:t>Jonagobeeren</w:t>
+      </w:r>
+      <w:proofErr w:type="spellEnd"/>
     </w:p>
     <w:p>
       <w:r>
@@ -287,18 +541,46 @@
       </w:r>
     </w:p>
     <w:p>
-      <w:r>
-        <w:t>FieldUse = OnPokemon</w:t>
-      </w:r>
-    </w:p>
-    <w:p>
-      <w:r>
-        <w:t>BattleUse = OnMove</w:t>
-      </w:r>
-    </w:p>
-    <w:p>
-      <w:r>
-        <w:t>Flags = Berry,Fling_10,NaturalGift_FIGHTING_80</w:t>
+      <w:proofErr w:type="spellStart"/>
+      <w:r>
+        <w:t>FieldUse</w:t>
+      </w:r>
+      <w:proofErr w:type="spellEnd"/>
+      <w:r>
+        <w:t xml:space="preserve"> = </w:t>
+      </w:r>
+      <w:proofErr w:type="spellStart"/>
+      <w:r>
+        <w:t>OnPokemon</w:t>
+      </w:r>
+      <w:proofErr w:type="spellEnd"/>
+    </w:p>
+    <w:p>
+      <w:proofErr w:type="spellStart"/>
+      <w:r>
+        <w:t>BattleUse</w:t>
+      </w:r>
+      <w:proofErr w:type="spellEnd"/>
+      <w:r>
+        <w:t xml:space="preserve"> = </w:t>
+      </w:r>
+      <w:proofErr w:type="spellStart"/>
+      <w:r>
+        <w:t>OnMove</w:t>
+      </w:r>
+      <w:proofErr w:type="spellEnd"/>
+    </w:p>
+    <w:p>
+      <w:r>
+        <w:t xml:space="preserve">Flags = </w:t>
+      </w:r>
+      <w:proofErr w:type="gramStart"/>
+      <w:r>
+        <w:t>Berry,Fling</w:t>
+      </w:r>
+      <w:proofErr w:type="gramEnd"/>
+      <w:r>
+        <w:t>_10,NaturalGift_FIGHTING_80</w:t>
       </w:r>
     </w:p>
     <w:p>
@@ -318,13 +600,28 @@
     </w:p>
     <w:p>
       <w:r>
-        <w:t>Name = Sinelbeere</w:t>
-      </w:r>
-    </w:p>
-    <w:p>
-      <w:r>
-        <w:t>NamePlural = Sinelbeeren</w:t>
-      </w:r>
+        <w:t xml:space="preserve">Name = </w:t>
+      </w:r>
+      <w:proofErr w:type="spellStart"/>
+      <w:r>
+        <w:t>Sinelbeere</w:t>
+      </w:r>
+      <w:proofErr w:type="spellEnd"/>
+    </w:p>
+    <w:p>
+      <w:proofErr w:type="spellStart"/>
+      <w:r>
+        <w:t>NamePlural</w:t>
+      </w:r>
+      <w:proofErr w:type="spellEnd"/>
+      <w:r>
+        <w:t xml:space="preserve"> = </w:t>
+      </w:r>
+      <w:proofErr w:type="spellStart"/>
+      <w:r>
+        <w:t>Sinelbeeren</w:t>
+      </w:r>
+      <w:proofErr w:type="spellEnd"/>
     </w:p>
     <w:p>
       <w:r>
@@ -338,18 +635,46 @@
       </w:r>
     </w:p>
     <w:p>
-      <w:r>
-        <w:t>FieldUse = OnPokemon</w:t>
-      </w:r>
-    </w:p>
-    <w:p>
-      <w:r>
-        <w:t>BattleUse = OnPokemon</w:t>
-      </w:r>
-    </w:p>
-    <w:p>
-      <w:r>
-        <w:t>Flags = Berry,Fling_10,NaturalGift_POISON_80</w:t>
+      <w:proofErr w:type="spellStart"/>
+      <w:r>
+        <w:t>FieldUse</w:t>
+      </w:r>
+      <w:proofErr w:type="spellEnd"/>
+      <w:r>
+        <w:t xml:space="preserve"> = </w:t>
+      </w:r>
+      <w:proofErr w:type="spellStart"/>
+      <w:r>
+        <w:t>OnPokemon</w:t>
+      </w:r>
+      <w:proofErr w:type="spellEnd"/>
+    </w:p>
+    <w:p>
+      <w:proofErr w:type="spellStart"/>
+      <w:r>
+        <w:t>BattleUse</w:t>
+      </w:r>
+      <w:proofErr w:type="spellEnd"/>
+      <w:r>
+        <w:t xml:space="preserve"> = </w:t>
+      </w:r>
+      <w:proofErr w:type="spellStart"/>
+      <w:r>
+        <w:t>OnPokemon</w:t>
+      </w:r>
+      <w:proofErr w:type="spellEnd"/>
+    </w:p>
+    <w:p>
+      <w:r>
+        <w:t xml:space="preserve">Flags = </w:t>
+      </w:r>
+      <w:proofErr w:type="gramStart"/>
+      <w:r>
+        <w:t>Berry,Fling</w:t>
+      </w:r>
+      <w:proofErr w:type="gramEnd"/>
+      <w:r>
+        <w:t>_10,NaturalGift_POISON_80</w:t>
       </w:r>
     </w:p>
     <w:p>
@@ -369,13 +694,28 @@
     </w:p>
     <w:p>
       <w:r>
-        <w:t>Name = Persimbeere</w:t>
-      </w:r>
-    </w:p>
-    <w:p>
-      <w:r>
-        <w:t>NamePlural = Persimbeeren</w:t>
-      </w:r>
+        <w:t xml:space="preserve">Name = </w:t>
+      </w:r>
+      <w:proofErr w:type="spellStart"/>
+      <w:r>
+        <w:t>Persimbeere</w:t>
+      </w:r>
+      <w:proofErr w:type="spellEnd"/>
+    </w:p>
+    <w:p>
+      <w:proofErr w:type="spellStart"/>
+      <w:r>
+        <w:t>NamePlural</w:t>
+      </w:r>
+      <w:proofErr w:type="spellEnd"/>
+      <w:r>
+        <w:t xml:space="preserve"> = </w:t>
+      </w:r>
+      <w:proofErr w:type="spellStart"/>
+      <w:r>
+        <w:t>Persimbeeren</w:t>
+      </w:r>
+      <w:proofErr w:type="spellEnd"/>
     </w:p>
     <w:p>
       <w:r>
@@ -388,13 +728,31 @@
       </w:r>
     </w:p>
     <w:p>
-      <w:r>
-        <w:t>BattleUse = OnBattler</w:t>
-      </w:r>
-    </w:p>
-    <w:p>
-      <w:r>
-        <w:t>Flags = Berry,Fling_10,NaturalGift_GROUND_80</w:t>
+      <w:proofErr w:type="spellStart"/>
+      <w:r>
+        <w:t>BattleUse</w:t>
+      </w:r>
+      <w:proofErr w:type="spellEnd"/>
+      <w:r>
+        <w:t xml:space="preserve"> = </w:t>
+      </w:r>
+      <w:proofErr w:type="spellStart"/>
+      <w:r>
+        <w:t>OnBattler</w:t>
+      </w:r>
+      <w:proofErr w:type="spellEnd"/>
+    </w:p>
+    <w:p>
+      <w:r>
+        <w:t xml:space="preserve">Flags = </w:t>
+      </w:r>
+      <w:proofErr w:type="gramStart"/>
+      <w:r>
+        <w:t>Berry,Fling</w:t>
+      </w:r>
+      <w:proofErr w:type="gramEnd"/>
+      <w:r>
+        <w:t>_10,NaturalGift_GROUND_80</w:t>
       </w:r>
     </w:p>
     <w:p>
@@ -414,13 +772,28 @@
     </w:p>
     <w:p>
       <w:r>
-        <w:t>Name = Prunusbeere</w:t>
-      </w:r>
-    </w:p>
-    <w:p>
-      <w:r>
-        <w:t>NamePlural = Prunusbeeren</w:t>
-      </w:r>
+        <w:t xml:space="preserve">Name = </w:t>
+      </w:r>
+      <w:proofErr w:type="spellStart"/>
+      <w:r>
+        <w:t>Prunusbeere</w:t>
+      </w:r>
+      <w:proofErr w:type="spellEnd"/>
+    </w:p>
+    <w:p>
+      <w:proofErr w:type="spellStart"/>
+      <w:r>
+        <w:t>NamePlural</w:t>
+      </w:r>
+      <w:proofErr w:type="spellEnd"/>
+      <w:r>
+        <w:t xml:space="preserve"> = </w:t>
+      </w:r>
+      <w:proofErr w:type="spellStart"/>
+      <w:r>
+        <w:t>Prunusbeeren</w:t>
+      </w:r>
+      <w:proofErr w:type="spellEnd"/>
     </w:p>
     <w:p>
       <w:r>
@@ -433,18 +806,46 @@
       </w:r>
     </w:p>
     <w:p>
-      <w:r>
-        <w:t>FieldUse = OnPokemon</w:t>
-      </w:r>
-    </w:p>
-    <w:p>
-      <w:r>
-        <w:t>BattleUse = OnPokemon</w:t>
-      </w:r>
-    </w:p>
-    <w:p>
-      <w:r>
-        <w:t>Flags = Berry,Fling_10,NaturalGift_FLYING_80</w:t>
+      <w:proofErr w:type="spellStart"/>
+      <w:r>
+        <w:t>FieldUse</w:t>
+      </w:r>
+      <w:proofErr w:type="spellEnd"/>
+      <w:r>
+        <w:t xml:space="preserve"> = </w:t>
+      </w:r>
+      <w:proofErr w:type="spellStart"/>
+      <w:r>
+        <w:t>OnPokemon</w:t>
+      </w:r>
+      <w:proofErr w:type="spellEnd"/>
+    </w:p>
+    <w:p>
+      <w:proofErr w:type="spellStart"/>
+      <w:r>
+        <w:t>BattleUse</w:t>
+      </w:r>
+      <w:proofErr w:type="spellEnd"/>
+      <w:r>
+        <w:t xml:space="preserve"> = </w:t>
+      </w:r>
+      <w:proofErr w:type="spellStart"/>
+      <w:r>
+        <w:t>OnPokemon</w:t>
+      </w:r>
+      <w:proofErr w:type="spellEnd"/>
+    </w:p>
+    <w:p>
+      <w:r>
+        <w:t xml:space="preserve">Flags = </w:t>
+      </w:r>
+      <w:proofErr w:type="gramStart"/>
+      <w:r>
+        <w:t>Berry,Fling</w:t>
+      </w:r>
+      <w:proofErr w:type="gramEnd"/>
+      <w:r>
+        <w:t>_10,NaturalGift_FLYING_80</w:t>
       </w:r>
     </w:p>
     <w:p>
@@ -464,13 +865,28 @@
     </w:p>
     <w:p>
       <w:r>
-        <w:t>Name = Tsitrubeere</w:t>
-      </w:r>
-    </w:p>
-    <w:p>
-      <w:r>
-        <w:t>NamePlural = Tsitrubeeren</w:t>
-      </w:r>
+        <w:t xml:space="preserve">Name = </w:t>
+      </w:r>
+      <w:proofErr w:type="spellStart"/>
+      <w:r>
+        <w:t>Tsitrubeere</w:t>
+      </w:r>
+      <w:proofErr w:type="spellEnd"/>
+    </w:p>
+    <w:p>
+      <w:proofErr w:type="spellStart"/>
+      <w:r>
+        <w:t>NamePlural</w:t>
+      </w:r>
+      <w:proofErr w:type="spellEnd"/>
+      <w:r>
+        <w:t xml:space="preserve"> = </w:t>
+      </w:r>
+      <w:proofErr w:type="spellStart"/>
+      <w:r>
+        <w:t>Tsitrubeeren</w:t>
+      </w:r>
+      <w:proofErr w:type="spellEnd"/>
     </w:p>
     <w:p>
       <w:r>
@@ -483,19 +899,47 @@
       </w:r>
     </w:p>
     <w:p>
-      <w:r>
-        <w:t>FieldUse = OnPokemon</w:t>
-      </w:r>
-    </w:p>
-    <w:p>
+      <w:proofErr w:type="spellStart"/>
+      <w:r>
+        <w:t>FieldUse</w:t>
+      </w:r>
+      <w:proofErr w:type="spellEnd"/>
+      <w:r>
+        <w:t xml:space="preserve"> = </w:t>
+      </w:r>
+      <w:proofErr w:type="spellStart"/>
+      <w:r>
+        <w:t>OnPokemon</w:t>
+      </w:r>
+      <w:proofErr w:type="spellEnd"/>
+    </w:p>
+    <w:p>
+      <w:proofErr w:type="spellStart"/>
       <w:r>
         <w:lastRenderedPageBreak/>
-        <w:t>BattleUse = OnPokemon</w:t>
-      </w:r>
-    </w:p>
-    <w:p>
-      <w:r>
-        <w:t>Flags = Berry,Fling_10,NaturalGift_PSYCHIC_80</w:t>
+        <w:t>BattleUse</w:t>
+      </w:r>
+      <w:proofErr w:type="spellEnd"/>
+      <w:r>
+        <w:t xml:space="preserve"> = </w:t>
+      </w:r>
+      <w:proofErr w:type="spellStart"/>
+      <w:r>
+        <w:t>OnPokemon</w:t>
+      </w:r>
+      <w:proofErr w:type="spellEnd"/>
+    </w:p>
+    <w:p>
+      <w:r>
+        <w:t xml:space="preserve">Flags = </w:t>
+      </w:r>
+      <w:proofErr w:type="gramStart"/>
+      <w:r>
+        <w:t>Berry,Fling</w:t>
+      </w:r>
+      <w:proofErr w:type="gramEnd"/>
+      <w:r>
+        <w:t>_10,NaturalGift_PSYCHIC_80</w:t>
       </w:r>
     </w:p>
     <w:p>
@@ -515,13 +959,28 @@
     </w:p>
     <w:p>
       <w:r>
-        <w:t>Name = Giefebeere</w:t>
-      </w:r>
-    </w:p>
-    <w:p>
-      <w:r>
-        <w:t>NamePlural = Giefebeeren</w:t>
-      </w:r>
+        <w:t xml:space="preserve">Name = </w:t>
+      </w:r>
+      <w:proofErr w:type="spellStart"/>
+      <w:r>
+        <w:t>Giefebeere</w:t>
+      </w:r>
+      <w:proofErr w:type="spellEnd"/>
+    </w:p>
+    <w:p>
+      <w:proofErr w:type="spellStart"/>
+      <w:r>
+        <w:t>NamePlural</w:t>
+      </w:r>
+      <w:proofErr w:type="spellEnd"/>
+      <w:r>
+        <w:t xml:space="preserve"> = </w:t>
+      </w:r>
+      <w:proofErr w:type="spellStart"/>
+      <w:r>
+        <w:t>Giefebeeren</w:t>
+      </w:r>
+      <w:proofErr w:type="spellEnd"/>
     </w:p>
     <w:p>
       <w:r>
@@ -535,12 +994,36 @@
     </w:p>
     <w:p>
       <w:r>
-        <w:t>Flags = Berry,Fling_10,NaturalGift_BUG_80</w:t>
-      </w:r>
-    </w:p>
-    <w:p>
-      <w:r>
-        <w:t>Description = Heilt 33 % der KP wenn diese unter 25 % fallen, aber verwirrt Pokémon, die ein Angr. (-) Wesen haben.</w:t>
+        <w:t xml:space="preserve">Flags = </w:t>
+      </w:r>
+      <w:proofErr w:type="gramStart"/>
+      <w:r>
+        <w:t>Berry,Fling</w:t>
+      </w:r>
+      <w:proofErr w:type="gramEnd"/>
+      <w:r>
+        <w:t>_10,NaturalGift_BUG_80</w:t>
+      </w:r>
+    </w:p>
+    <w:p>
+      <w:r>
+        <w:t xml:space="preserve">Description = Heilt 33 % der </w:t>
+      </w:r>
+      <w:proofErr w:type="gramStart"/>
+      <w:r>
+        <w:t>KP</w:t>
+      </w:r>
+      <w:proofErr w:type="gramEnd"/>
+      <w:r>
+        <w:t xml:space="preserve"> wenn diese unter 25 % fallen, aber verwirrt Pokémon, die ein </w:t>
+      </w:r>
+      <w:proofErr w:type="spellStart"/>
+      <w:r>
+        <w:t>Angr</w:t>
+      </w:r>
+      <w:proofErr w:type="spellEnd"/>
+      <w:r>
+        <w:t>. (-) Wesen haben.</w:t>
       </w:r>
     </w:p>
     <w:p>
@@ -555,13 +1038,28 @@
     </w:p>
     <w:p>
       <w:r>
-        <w:t>Name = Wikibeere</w:t>
-      </w:r>
-    </w:p>
-    <w:p>
-      <w:r>
-        <w:t>NamePlural = Wikibeeren</w:t>
-      </w:r>
+        <w:t xml:space="preserve">Name = </w:t>
+      </w:r>
+      <w:proofErr w:type="spellStart"/>
+      <w:r>
+        <w:t>Wikibeere</w:t>
+      </w:r>
+      <w:proofErr w:type="spellEnd"/>
+    </w:p>
+    <w:p>
+      <w:proofErr w:type="spellStart"/>
+      <w:r>
+        <w:t>NamePlural</w:t>
+      </w:r>
+      <w:proofErr w:type="spellEnd"/>
+      <w:r>
+        <w:t xml:space="preserve"> = </w:t>
+      </w:r>
+      <w:proofErr w:type="spellStart"/>
+      <w:r>
+        <w:t>Wikibeeren</w:t>
+      </w:r>
+      <w:proofErr w:type="spellEnd"/>
     </w:p>
     <w:p>
       <w:r>
@@ -575,12 +1073,44 @@
     </w:p>
     <w:p>
       <w:r>
-        <w:t>Flags = Berry,Fling_10,NaturalGift_ROCK_80</w:t>
-      </w:r>
-    </w:p>
-    <w:p>
-      <w:r>
-        <w:t>Description = Heilt 33 % der KP wenn diese unter 25 % fallen, aber verwirrt Pokémon, die ein Sp. Angr. (-) Wesen haben.</w:t>
+        <w:t xml:space="preserve">Flags = </w:t>
+      </w:r>
+      <w:proofErr w:type="gramStart"/>
+      <w:r>
+        <w:t>Berry,Fling</w:t>
+      </w:r>
+      <w:proofErr w:type="gramEnd"/>
+      <w:r>
+        <w:t>_10,NaturalGift_ROCK_80</w:t>
+      </w:r>
+    </w:p>
+    <w:p>
+      <w:r>
+        <w:t xml:space="preserve">Description = Heilt 33 % der </w:t>
+      </w:r>
+      <w:proofErr w:type="gramStart"/>
+      <w:r>
+        <w:t>KP</w:t>
+      </w:r>
+      <w:proofErr w:type="gramEnd"/>
+      <w:r>
+        <w:t xml:space="preserve"> wenn diese unter 25 % fallen, aber verwirrt Pokémon, die ein </w:t>
+      </w:r>
+      <w:proofErr w:type="spellStart"/>
+      <w:r>
+        <w:t>Sp</w:t>
+      </w:r>
+      <w:proofErr w:type="spellEnd"/>
+      <w:r>
+        <w:t xml:space="preserve">. </w:t>
+      </w:r>
+      <w:proofErr w:type="spellStart"/>
+      <w:r>
+        <w:t>Angr</w:t>
+      </w:r>
+      <w:proofErr w:type="spellEnd"/>
+      <w:r>
+        <w:t>. (-) Wesen haben.</w:t>
       </w:r>
     </w:p>
     <w:p>
@@ -595,13 +1125,28 @@
     </w:p>
     <w:p>
       <w:r>
-        <w:t>Name = Magobeere</w:t>
-      </w:r>
-    </w:p>
-    <w:p>
-      <w:r>
-        <w:t>NamePlural = Magobeeren</w:t>
-      </w:r>
+        <w:t xml:space="preserve">Name = </w:t>
+      </w:r>
+      <w:proofErr w:type="spellStart"/>
+      <w:r>
+        <w:t>Magobeere</w:t>
+      </w:r>
+      <w:proofErr w:type="spellEnd"/>
+    </w:p>
+    <w:p>
+      <w:proofErr w:type="spellStart"/>
+      <w:r>
+        <w:t>NamePlural</w:t>
+      </w:r>
+      <w:proofErr w:type="spellEnd"/>
+      <w:r>
+        <w:t xml:space="preserve"> = </w:t>
+      </w:r>
+      <w:proofErr w:type="spellStart"/>
+      <w:r>
+        <w:t>Magobeeren</w:t>
+      </w:r>
+      <w:proofErr w:type="spellEnd"/>
     </w:p>
     <w:p>
       <w:r>
@@ -615,12 +1160,36 @@
     </w:p>
     <w:p>
       <w:r>
-        <w:t>Flags = Berry,Fling_10,NaturalGift_GHOST_80</w:t>
-      </w:r>
-    </w:p>
-    <w:p>
-      <w:r>
-        <w:t>Description = Heilt 33 % der KP wenn diese unter 25 % fallen, aber verwirrt Pokémon, die ein Init. (-) Wesen haben.</w:t>
+        <w:t xml:space="preserve">Flags = </w:t>
+      </w:r>
+      <w:proofErr w:type="gramStart"/>
+      <w:r>
+        <w:t>Berry,Fling</w:t>
+      </w:r>
+      <w:proofErr w:type="gramEnd"/>
+      <w:r>
+        <w:t>_10,NaturalGift_GHOST_80</w:t>
+      </w:r>
+    </w:p>
+    <w:p>
+      <w:r>
+        <w:t xml:space="preserve">Description = Heilt 33 % der </w:t>
+      </w:r>
+      <w:proofErr w:type="gramStart"/>
+      <w:r>
+        <w:t>KP</w:t>
+      </w:r>
+      <w:proofErr w:type="gramEnd"/>
+      <w:r>
+        <w:t xml:space="preserve"> wenn diese unter 25 % fallen, aber verwirrt Pokémon, die ein </w:t>
+      </w:r>
+      <w:proofErr w:type="spellStart"/>
+      <w:r>
+        <w:t>Init</w:t>
+      </w:r>
+      <w:proofErr w:type="spellEnd"/>
+      <w:r>
+        <w:t>. (-) Wesen haben.</w:t>
       </w:r>
     </w:p>
     <w:p>
@@ -635,14 +1204,29 @@
     </w:p>
     <w:p>
       <w:r>
-        <w:t>Name = Gauvebeere</w:t>
-      </w:r>
-    </w:p>
-    <w:p>
+        <w:t xml:space="preserve">Name = </w:t>
+      </w:r>
+      <w:proofErr w:type="spellStart"/>
+      <w:r>
+        <w:t>Gauvebeere</w:t>
+      </w:r>
+      <w:proofErr w:type="spellEnd"/>
+    </w:p>
+    <w:p>
+      <w:proofErr w:type="spellStart"/>
       <w:r>
         <w:lastRenderedPageBreak/>
-        <w:t>NamePlural = Gauvebeeren</w:t>
-      </w:r>
+        <w:t>NamePlural</w:t>
+      </w:r>
+      <w:proofErr w:type="spellEnd"/>
+      <w:r>
+        <w:t xml:space="preserve"> = </w:t>
+      </w:r>
+      <w:proofErr w:type="spellStart"/>
+      <w:r>
+        <w:t>Gauvebeeren</w:t>
+      </w:r>
+      <w:proofErr w:type="spellEnd"/>
     </w:p>
     <w:p>
       <w:r>
@@ -656,12 +1240,49 @@
     </w:p>
     <w:p>
       <w:r>
-        <w:t>Flags = Berry,Fling_10,NaturalGift_DRAGON_80</w:t>
-      </w:r>
-    </w:p>
-    <w:p>
-      <w:r>
-        <w:t>Description = Heilt 33 % der KP wenn diese unter 25 % fallen, aber verwirrt Pokémon, die ein Sp. Vert.. (-) Wesen haben.</w:t>
+        <w:t xml:space="preserve">Flags = </w:t>
+      </w:r>
+      <w:proofErr w:type="gramStart"/>
+      <w:r>
+        <w:t>Berry,Fling</w:t>
+      </w:r>
+      <w:proofErr w:type="gramEnd"/>
+      <w:r>
+        <w:t>_10,NaturalGift_DRAGON_80</w:t>
+      </w:r>
+    </w:p>
+    <w:p>
+      <w:r>
+        <w:t xml:space="preserve">Description = Heilt 33 % der </w:t>
+      </w:r>
+      <w:proofErr w:type="gramStart"/>
+      <w:r>
+        <w:t>KP</w:t>
+      </w:r>
+      <w:proofErr w:type="gramEnd"/>
+      <w:r>
+        <w:t xml:space="preserve"> wenn diese unter 25 % fallen, aber verwirrt Pokémon, die ein </w:t>
+      </w:r>
+      <w:proofErr w:type="spellStart"/>
+      <w:r>
+        <w:t>Sp</w:t>
+      </w:r>
+      <w:proofErr w:type="spellEnd"/>
+      <w:r>
+        <w:t xml:space="preserve">. </w:t>
+      </w:r>
+      <w:proofErr w:type="spellStart"/>
+      <w:proofErr w:type="gramStart"/>
+      <w:r>
+        <w:t>Vert</w:t>
+      </w:r>
+      <w:proofErr w:type="spellEnd"/>
+      <w:r>
+        <w:t>..</w:t>
+      </w:r>
+      <w:proofErr w:type="gramEnd"/>
+      <w:r>
+        <w:t xml:space="preserve"> (-) Wesen haben.</w:t>
       </w:r>
     </w:p>
     <w:p>
@@ -676,13 +1297,28 @@
     </w:p>
     <w:p>
       <w:r>
-        <w:t>Name = Yapabeere</w:t>
-      </w:r>
-    </w:p>
-    <w:p>
-      <w:r>
-        <w:t>NamePlural = Yapabeeren</w:t>
-      </w:r>
+        <w:t xml:space="preserve">Name = </w:t>
+      </w:r>
+      <w:proofErr w:type="spellStart"/>
+      <w:r>
+        <w:t>Yapabeere</w:t>
+      </w:r>
+      <w:proofErr w:type="spellEnd"/>
+    </w:p>
+    <w:p>
+      <w:proofErr w:type="spellStart"/>
+      <w:r>
+        <w:t>NamePlural</w:t>
+      </w:r>
+      <w:proofErr w:type="spellEnd"/>
+      <w:r>
+        <w:t xml:space="preserve"> = </w:t>
+      </w:r>
+      <w:proofErr w:type="spellStart"/>
+      <w:r>
+        <w:t>Yapabeeren</w:t>
+      </w:r>
+      <w:proofErr w:type="spellEnd"/>
     </w:p>
     <w:p>
       <w:r>
@@ -696,12 +1332,36 @@
     </w:p>
     <w:p>
       <w:r>
-        <w:t>Flags = Berry,Fling_10,NaturalGift_DARK_80</w:t>
-      </w:r>
-    </w:p>
-    <w:p>
-      <w:r>
-        <w:t>Description = Heilt 33 % der KP wenn diese unter 25 % fallen, aber verwirrt Pokémon, die ein Vert. (-) Wesen haben.</w:t>
+        <w:t xml:space="preserve">Flags = </w:t>
+      </w:r>
+      <w:proofErr w:type="gramStart"/>
+      <w:r>
+        <w:t>Berry,Fling</w:t>
+      </w:r>
+      <w:proofErr w:type="gramEnd"/>
+      <w:r>
+        <w:t>_10,NaturalGift_DARK_80</w:t>
+      </w:r>
+    </w:p>
+    <w:p>
+      <w:r>
+        <w:t xml:space="preserve">Description = Heilt 33 % der </w:t>
+      </w:r>
+      <w:proofErr w:type="gramStart"/>
+      <w:r>
+        <w:t>KP</w:t>
+      </w:r>
+      <w:proofErr w:type="gramEnd"/>
+      <w:r>
+        <w:t xml:space="preserve"> wenn diese unter 25 % fallen, aber verwirrt Pokémon, die ein </w:t>
+      </w:r>
+      <w:proofErr w:type="spellStart"/>
+      <w:r>
+        <w:t>Vert</w:t>
+      </w:r>
+      <w:proofErr w:type="spellEnd"/>
+      <w:r>
+        <w:t>. (-) Wesen haben.</w:t>
       </w:r>
     </w:p>
     <w:p>
@@ -716,13 +1376,28 @@
     </w:p>
     <w:p>
       <w:r>
-        <w:t>Name = Himmihbeere</w:t>
-      </w:r>
-    </w:p>
-    <w:p>
-      <w:r>
-        <w:t>NamePlural = Himmihbeeren</w:t>
-      </w:r>
+        <w:t xml:space="preserve">Name = </w:t>
+      </w:r>
+      <w:proofErr w:type="spellStart"/>
+      <w:r>
+        <w:t>Himmihbeere</w:t>
+      </w:r>
+      <w:proofErr w:type="spellEnd"/>
+    </w:p>
+    <w:p>
+      <w:proofErr w:type="spellStart"/>
+      <w:r>
+        <w:t>NamePlural</w:t>
+      </w:r>
+      <w:proofErr w:type="spellEnd"/>
+      <w:r>
+        <w:t xml:space="preserve"> = </w:t>
+      </w:r>
+      <w:proofErr w:type="spellStart"/>
+      <w:r>
+        <w:t>Himmihbeeren</w:t>
+      </w:r>
+      <w:proofErr w:type="spellEnd"/>
     </w:p>
     <w:p>
       <w:r>
@@ -736,7 +1411,15 @@
     </w:p>
     <w:p>
       <w:r>
-        <w:t>Flags = Berry,Fling_10,NaturalGift_STEEL_80</w:t>
+        <w:t xml:space="preserve">Flags = </w:t>
+      </w:r>
+      <w:proofErr w:type="gramStart"/>
+      <w:r>
+        <w:t>Berry,Fling</w:t>
+      </w:r>
+      <w:proofErr w:type="gramEnd"/>
+      <w:r>
+        <w:t>_10,NaturalGift_STEEL_80</w:t>
       </w:r>
     </w:p>
     <w:p>
@@ -756,13 +1439,28 @@
     </w:p>
     <w:p>
       <w:r>
-        <w:t>Name = Morbbeere</w:t>
-      </w:r>
-    </w:p>
-    <w:p>
-      <w:r>
-        <w:t>NamePlural = Morbbeeren</w:t>
-      </w:r>
+        <w:t xml:space="preserve">Name = </w:t>
+      </w:r>
+      <w:proofErr w:type="spellStart"/>
+      <w:r>
+        <w:t>Morbbeere</w:t>
+      </w:r>
+      <w:proofErr w:type="spellEnd"/>
+    </w:p>
+    <w:p>
+      <w:proofErr w:type="spellStart"/>
+      <w:r>
+        <w:t>NamePlural</w:t>
+      </w:r>
+      <w:proofErr w:type="spellEnd"/>
+      <w:r>
+        <w:t xml:space="preserve"> = </w:t>
+      </w:r>
+      <w:proofErr w:type="spellStart"/>
+      <w:r>
+        <w:t>Morbbeeren</w:t>
+      </w:r>
+      <w:proofErr w:type="spellEnd"/>
     </w:p>
     <w:p>
       <w:r>
@@ -776,7 +1474,15 @@
     </w:p>
     <w:p>
       <w:r>
-        <w:t>Flags = Berry,Fling_10,NaturalGift_FIRE_90</w:t>
+        <w:t xml:space="preserve">Flags = </w:t>
+      </w:r>
+      <w:proofErr w:type="gramStart"/>
+      <w:r>
+        <w:t>Berry,Fling</w:t>
+      </w:r>
+      <w:proofErr w:type="gramEnd"/>
+      <w:r>
+        <w:t>_10,NaturalGift_FIRE_90</w:t>
       </w:r>
     </w:p>
     <w:p>
@@ -797,13 +1503,28 @@
     </w:p>
     <w:p>
       <w:r>
-        <w:t>Name = Nanabbeere</w:t>
-      </w:r>
-    </w:p>
-    <w:p>
-      <w:r>
-        <w:t>NamePlural = Nanabbeeren</w:t>
-      </w:r>
+        <w:t xml:space="preserve">Name = </w:t>
+      </w:r>
+      <w:proofErr w:type="spellStart"/>
+      <w:r>
+        <w:t>Nanabbeere</w:t>
+      </w:r>
+      <w:proofErr w:type="spellEnd"/>
+    </w:p>
+    <w:p>
+      <w:proofErr w:type="spellStart"/>
+      <w:r>
+        <w:t>NamePlural</w:t>
+      </w:r>
+      <w:proofErr w:type="spellEnd"/>
+      <w:r>
+        <w:t xml:space="preserve"> = </w:t>
+      </w:r>
+      <w:proofErr w:type="spellStart"/>
+      <w:r>
+        <w:t>Nanabbeeren</w:t>
+      </w:r>
+      <w:proofErr w:type="spellEnd"/>
     </w:p>
     <w:p>
       <w:r>
@@ -817,7 +1538,15 @@
     </w:p>
     <w:p>
       <w:r>
-        <w:t>Flags = Berry,Fling_10,NaturalGift_WATER_90</w:t>
+        <w:t xml:space="preserve">Flags = </w:t>
+      </w:r>
+      <w:proofErr w:type="gramStart"/>
+      <w:r>
+        <w:t>Berry,Fling</w:t>
+      </w:r>
+      <w:proofErr w:type="gramEnd"/>
+      <w:r>
+        <w:t>_10,NaturalGift_WATER_90</w:t>
       </w:r>
     </w:p>
     <w:p>
@@ -837,13 +1566,28 @@
     </w:p>
     <w:p>
       <w:r>
-        <w:t>Name = Nirbebeere</w:t>
-      </w:r>
-    </w:p>
-    <w:p>
-      <w:r>
-        <w:t>NamePlural = Nirbebeeren</w:t>
-      </w:r>
+        <w:t xml:space="preserve">Name = </w:t>
+      </w:r>
+      <w:proofErr w:type="spellStart"/>
+      <w:r>
+        <w:t>Nirbebeere</w:t>
+      </w:r>
+      <w:proofErr w:type="spellEnd"/>
+    </w:p>
+    <w:p>
+      <w:proofErr w:type="spellStart"/>
+      <w:r>
+        <w:t>NamePlural</w:t>
+      </w:r>
+      <w:proofErr w:type="spellEnd"/>
+      <w:r>
+        <w:t xml:space="preserve"> = </w:t>
+      </w:r>
+      <w:proofErr w:type="spellStart"/>
+      <w:r>
+        <w:t>Nirbebeeren</w:t>
+      </w:r>
+      <w:proofErr w:type="spellEnd"/>
     </w:p>
     <w:p>
       <w:r>
@@ -857,7 +1601,15 @@
     </w:p>
     <w:p>
       <w:r>
-        <w:t>Flags = Berry,Fling_10,NaturalGift_ELECTRIC_90</w:t>
+        <w:t xml:space="preserve">Flags = </w:t>
+      </w:r>
+      <w:proofErr w:type="gramStart"/>
+      <w:r>
+        <w:t>Berry,Fling</w:t>
+      </w:r>
+      <w:proofErr w:type="gramEnd"/>
+      <w:r>
+        <w:t>_10,NaturalGift_ELECTRIC_90</w:t>
       </w:r>
     </w:p>
     <w:p>
@@ -877,13 +1629,28 @@
     </w:p>
     <w:p>
       <w:r>
-        <w:t>Name = Sananabeere</w:t>
-      </w:r>
-    </w:p>
-    <w:p>
-      <w:r>
-        <w:t>NamePlural = Sananabeere</w:t>
-      </w:r>
+        <w:t xml:space="preserve">Name = </w:t>
+      </w:r>
+      <w:proofErr w:type="spellStart"/>
+      <w:r>
+        <w:t>Sananabeere</w:t>
+      </w:r>
+      <w:proofErr w:type="spellEnd"/>
+    </w:p>
+    <w:p>
+      <w:proofErr w:type="spellStart"/>
+      <w:r>
+        <w:t>NamePlural</w:t>
+      </w:r>
+      <w:proofErr w:type="spellEnd"/>
+      <w:r>
+        <w:t xml:space="preserve"> = </w:t>
+      </w:r>
+      <w:proofErr w:type="spellStart"/>
+      <w:r>
+        <w:t>Sananabeere</w:t>
+      </w:r>
+      <w:proofErr w:type="spellEnd"/>
     </w:p>
     <w:p>
       <w:r>
@@ -897,7 +1664,15 @@
     </w:p>
     <w:p>
       <w:r>
-        <w:t>Flags = Berry,Fling_10,NaturalGift_GRASS_90</w:t>
+        <w:t xml:space="preserve">Flags = </w:t>
+      </w:r>
+      <w:proofErr w:type="gramStart"/>
+      <w:r>
+        <w:t>Berry,Fling</w:t>
+      </w:r>
+      <w:proofErr w:type="gramEnd"/>
+      <w:r>
+        <w:t>_10,NaturalGift_GRASS_90</w:t>
       </w:r>
     </w:p>
     <w:p>
@@ -917,13 +1692,28 @@
     </w:p>
     <w:p>
       <w:r>
-        <w:t>Name = Granabeere</w:t>
-      </w:r>
-    </w:p>
-    <w:p>
-      <w:r>
-        <w:t>NamePlural = Granabeeren</w:t>
-      </w:r>
+        <w:t xml:space="preserve">Name = </w:t>
+      </w:r>
+      <w:proofErr w:type="spellStart"/>
+      <w:r>
+        <w:t>Granabeere</w:t>
+      </w:r>
+      <w:proofErr w:type="spellEnd"/>
+    </w:p>
+    <w:p>
+      <w:proofErr w:type="spellStart"/>
+      <w:r>
+        <w:t>NamePlural</w:t>
+      </w:r>
+      <w:proofErr w:type="spellEnd"/>
+      <w:r>
+        <w:t xml:space="preserve"> = </w:t>
+      </w:r>
+      <w:proofErr w:type="spellStart"/>
+      <w:r>
+        <w:t>Granabeeren</w:t>
+      </w:r>
+      <w:proofErr w:type="spellEnd"/>
     </w:p>
     <w:p>
       <w:r>
@@ -936,13 +1726,31 @@
       </w:r>
     </w:p>
     <w:p>
-      <w:r>
-        <w:t>FieldUse = OnPokemon</w:t>
-      </w:r>
-    </w:p>
-    <w:p>
-      <w:r>
-        <w:t>Flags = Berry,Fling_10,NaturalGift_ICE_90</w:t>
+      <w:proofErr w:type="spellStart"/>
+      <w:r>
+        <w:t>FieldUse</w:t>
+      </w:r>
+      <w:proofErr w:type="spellEnd"/>
+      <w:r>
+        <w:t xml:space="preserve"> = </w:t>
+      </w:r>
+      <w:proofErr w:type="spellStart"/>
+      <w:r>
+        <w:t>OnPokemon</w:t>
+      </w:r>
+      <w:proofErr w:type="spellEnd"/>
+    </w:p>
+    <w:p>
+      <w:r>
+        <w:t xml:space="preserve">Flags = </w:t>
+      </w:r>
+      <w:proofErr w:type="gramStart"/>
+      <w:r>
+        <w:t>Berry,Fling</w:t>
+      </w:r>
+      <w:proofErr w:type="gramEnd"/>
+      <w:r>
+        <w:t>_10,NaturalGift_ICE_90</w:t>
       </w:r>
     </w:p>
     <w:p>
@@ -963,13 +1771,28 @@
     </w:p>
     <w:p>
       <w:r>
-        <w:t>Name = Setangbeere</w:t>
-      </w:r>
-    </w:p>
-    <w:p>
-      <w:r>
-        <w:t>NamePlural = Setangbeeren</w:t>
-      </w:r>
+        <w:t xml:space="preserve">Name = </w:t>
+      </w:r>
+      <w:proofErr w:type="spellStart"/>
+      <w:r>
+        <w:t>Setangbeere</w:t>
+      </w:r>
+      <w:proofErr w:type="spellEnd"/>
+    </w:p>
+    <w:p>
+      <w:proofErr w:type="spellStart"/>
+      <w:r>
+        <w:t>NamePlural</w:t>
+      </w:r>
+      <w:proofErr w:type="spellEnd"/>
+      <w:r>
+        <w:t xml:space="preserve"> = </w:t>
+      </w:r>
+      <w:proofErr w:type="spellStart"/>
+      <w:r>
+        <w:t>Setangbeeren</w:t>
+      </w:r>
+      <w:proofErr w:type="spellEnd"/>
     </w:p>
     <w:p>
       <w:r>
@@ -982,13 +1805,31 @@
       </w:r>
     </w:p>
     <w:p>
-      <w:r>
-        <w:t>FieldUse = OnPokemon</w:t>
-      </w:r>
-    </w:p>
-    <w:p>
-      <w:r>
-        <w:t>Flags = Berry,Fling_10,NaturalGift_FIGHTING_90</w:t>
+      <w:proofErr w:type="spellStart"/>
+      <w:r>
+        <w:t>FieldUse</w:t>
+      </w:r>
+      <w:proofErr w:type="spellEnd"/>
+      <w:r>
+        <w:t xml:space="preserve"> = </w:t>
+      </w:r>
+      <w:proofErr w:type="spellStart"/>
+      <w:r>
+        <w:t>OnPokemon</w:t>
+      </w:r>
+      <w:proofErr w:type="spellEnd"/>
+    </w:p>
+    <w:p>
+      <w:r>
+        <w:t xml:space="preserve">Flags = </w:t>
+      </w:r>
+      <w:proofErr w:type="gramStart"/>
+      <w:r>
+        <w:t>Berry,Fling</w:t>
+      </w:r>
+      <w:proofErr w:type="gramEnd"/>
+      <w:r>
+        <w:t>_10,NaturalGift_FIGHTING_90</w:t>
       </w:r>
     </w:p>
     <w:p>
@@ -1008,13 +1849,28 @@
     </w:p>
     <w:p>
       <w:r>
-        <w:t>Name = Qualotbeere</w:t>
-      </w:r>
-    </w:p>
-    <w:p>
-      <w:r>
-        <w:t>NamePlural = Qualotbeeren</w:t>
-      </w:r>
+        <w:t xml:space="preserve">Name = </w:t>
+      </w:r>
+      <w:proofErr w:type="spellStart"/>
+      <w:r>
+        <w:t>Qualotbeere</w:t>
+      </w:r>
+      <w:proofErr w:type="spellEnd"/>
+    </w:p>
+    <w:p>
+      <w:proofErr w:type="spellStart"/>
+      <w:r>
+        <w:t>NamePlural</w:t>
+      </w:r>
+      <w:proofErr w:type="spellEnd"/>
+      <w:r>
+        <w:t xml:space="preserve"> = </w:t>
+      </w:r>
+      <w:proofErr w:type="spellStart"/>
+      <w:r>
+        <w:t>Qualotbeeren</w:t>
+      </w:r>
+      <w:proofErr w:type="spellEnd"/>
     </w:p>
     <w:p>
       <w:r>
@@ -1027,13 +1883,31 @@
       </w:r>
     </w:p>
     <w:p>
-      <w:r>
-        <w:t>FieldUse = OnPokemon</w:t>
-      </w:r>
-    </w:p>
-    <w:p>
-      <w:r>
-        <w:t>Flags = Berry,Fling_10,NaturalGift_POISON_90</w:t>
+      <w:proofErr w:type="spellStart"/>
+      <w:r>
+        <w:t>FieldUse</w:t>
+      </w:r>
+      <w:proofErr w:type="spellEnd"/>
+      <w:r>
+        <w:t xml:space="preserve"> = </w:t>
+      </w:r>
+      <w:proofErr w:type="spellStart"/>
+      <w:r>
+        <w:t>OnPokemon</w:t>
+      </w:r>
+      <w:proofErr w:type="spellEnd"/>
+    </w:p>
+    <w:p>
+      <w:r>
+        <w:t xml:space="preserve">Flags = </w:t>
+      </w:r>
+      <w:proofErr w:type="gramStart"/>
+      <w:r>
+        <w:t>Berry,Fling</w:t>
+      </w:r>
+      <w:proofErr w:type="gramEnd"/>
+      <w:r>
+        <w:t>_10,NaturalGift_POISON_90</w:t>
       </w:r>
     </w:p>
     <w:p>
@@ -1053,13 +1927,28 @@
     </w:p>
     <w:p>
       <w:r>
-        <w:t>Name = Honmelbeere</w:t>
-      </w:r>
-    </w:p>
-    <w:p>
-      <w:r>
-        <w:t>NamePlural = Honmelbeeren</w:t>
-      </w:r>
+        <w:t xml:space="preserve">Name = </w:t>
+      </w:r>
+      <w:proofErr w:type="spellStart"/>
+      <w:r>
+        <w:t>Honmelbeere</w:t>
+      </w:r>
+      <w:proofErr w:type="spellEnd"/>
+    </w:p>
+    <w:p>
+      <w:proofErr w:type="spellStart"/>
+      <w:r>
+        <w:t>NamePlural</w:t>
+      </w:r>
+      <w:proofErr w:type="spellEnd"/>
+      <w:r>
+        <w:t xml:space="preserve"> = </w:t>
+      </w:r>
+      <w:proofErr w:type="spellStart"/>
+      <w:r>
+        <w:t>Honmelbeeren</w:t>
+      </w:r>
+      <w:proofErr w:type="spellEnd"/>
     </w:p>
     <w:p>
       <w:r>
@@ -1072,18 +1961,44 @@
       </w:r>
     </w:p>
     <w:p>
-      <w:r>
-        <w:t>FieldUse = OnPokemon</w:t>
-      </w:r>
-    </w:p>
-    <w:p>
-      <w:r>
-        <w:t>Flags = Berry,Fling_10,NaturalGift_GROUND_90</w:t>
-      </w:r>
-    </w:p>
-    <w:p>
-      <w:r>
-        <w:t>Description = Senkt den Basis-Sp. Angriff um 10 und erhöht die Freundschaft um 10.</w:t>
+      <w:proofErr w:type="spellStart"/>
+      <w:r>
+        <w:t>FieldUse</w:t>
+      </w:r>
+      <w:proofErr w:type="spellEnd"/>
+      <w:r>
+        <w:t xml:space="preserve"> = </w:t>
+      </w:r>
+      <w:proofErr w:type="spellStart"/>
+      <w:r>
+        <w:t>OnPokemon</w:t>
+      </w:r>
+      <w:proofErr w:type="spellEnd"/>
+    </w:p>
+    <w:p>
+      <w:r>
+        <w:t xml:space="preserve">Flags = </w:t>
+      </w:r>
+      <w:proofErr w:type="gramStart"/>
+      <w:r>
+        <w:t>Berry,Fling</w:t>
+      </w:r>
+      <w:proofErr w:type="gramEnd"/>
+      <w:r>
+        <w:t>_10,NaturalGift_GROUND_90</w:t>
+      </w:r>
+    </w:p>
+    <w:p>
+      <w:r>
+        <w:t>Description = Senkt den Basis-</w:t>
+      </w:r>
+      <w:proofErr w:type="spellStart"/>
+      <w:r>
+        <w:t>Sp</w:t>
+      </w:r>
+      <w:proofErr w:type="spellEnd"/>
+      <w:r>
+        <w:t>. Angriff um 10 und erhöht die Freundschaft um 10.</w:t>
       </w:r>
     </w:p>
     <w:p>
@@ -1098,13 +2013,28 @@
     </w:p>
     <w:p>
       <w:r>
-        <w:t>Name = Labrusbeere</w:t>
-      </w:r>
-    </w:p>
-    <w:p>
-      <w:r>
-        <w:t>NamePlural = Labrusbeeren</w:t>
-      </w:r>
+        <w:t xml:space="preserve">Name = </w:t>
+      </w:r>
+      <w:proofErr w:type="spellStart"/>
+      <w:r>
+        <w:t>Labrusbeere</w:t>
+      </w:r>
+      <w:proofErr w:type="spellEnd"/>
+    </w:p>
+    <w:p>
+      <w:proofErr w:type="spellStart"/>
+      <w:r>
+        <w:t>NamePlural</w:t>
+      </w:r>
+      <w:proofErr w:type="spellEnd"/>
+      <w:r>
+        <w:t xml:space="preserve"> = </w:t>
+      </w:r>
+      <w:proofErr w:type="spellStart"/>
+      <w:r>
+        <w:t>Labrusbeeren</w:t>
+      </w:r>
+      <w:proofErr w:type="spellEnd"/>
     </w:p>
     <w:p>
       <w:r>
@@ -1118,18 +2048,44 @@
       </w:r>
     </w:p>
     <w:p>
-      <w:r>
-        <w:t>FieldUse = OnPokemon</w:t>
-      </w:r>
-    </w:p>
-    <w:p>
-      <w:r>
-        <w:t>Flags = Berry,Fling_10,NaturalGift_FLYING_90</w:t>
-      </w:r>
-    </w:p>
-    <w:p>
-      <w:r>
-        <w:t>Description = Senkt die Basis-Sp. Verteidigung um 10 und erhöht die Freundschaft um 10.</w:t>
+      <w:proofErr w:type="spellStart"/>
+      <w:r>
+        <w:t>FieldUse</w:t>
+      </w:r>
+      <w:proofErr w:type="spellEnd"/>
+      <w:r>
+        <w:t xml:space="preserve"> = </w:t>
+      </w:r>
+      <w:proofErr w:type="spellStart"/>
+      <w:r>
+        <w:t>OnPokemon</w:t>
+      </w:r>
+      <w:proofErr w:type="spellEnd"/>
+    </w:p>
+    <w:p>
+      <w:r>
+        <w:t xml:space="preserve">Flags = </w:t>
+      </w:r>
+      <w:proofErr w:type="gramStart"/>
+      <w:r>
+        <w:t>Berry,Fling</w:t>
+      </w:r>
+      <w:proofErr w:type="gramEnd"/>
+      <w:r>
+        <w:t>_10,NaturalGift_FLYING_90</w:t>
+      </w:r>
+    </w:p>
+    <w:p>
+      <w:r>
+        <w:t>Description = Senkt die Basis-</w:t>
+      </w:r>
+      <w:proofErr w:type="spellStart"/>
+      <w:r>
+        <w:t>Sp</w:t>
+      </w:r>
+      <w:proofErr w:type="spellEnd"/>
+      <w:r>
+        <w:t>. Verteidigung um 10 und erhöht die Freundschaft um 10.</w:t>
       </w:r>
     </w:p>
     <w:p>
@@ -1144,13 +2100,28 @@
     </w:p>
     <w:p>
       <w:r>
-        <w:t>Name = Tamotbeere</w:t>
-      </w:r>
-    </w:p>
-    <w:p>
-      <w:r>
-        <w:t>NamePlural = Tamotbeere</w:t>
-      </w:r>
+        <w:t xml:space="preserve">Name = </w:t>
+      </w:r>
+      <w:proofErr w:type="spellStart"/>
+      <w:r>
+        <w:t>Tamotbeere</w:t>
+      </w:r>
+      <w:proofErr w:type="spellEnd"/>
+    </w:p>
+    <w:p>
+      <w:proofErr w:type="spellStart"/>
+      <w:r>
+        <w:t>NamePlural</w:t>
+      </w:r>
+      <w:proofErr w:type="spellEnd"/>
+      <w:r>
+        <w:t xml:space="preserve"> = </w:t>
+      </w:r>
+      <w:proofErr w:type="spellStart"/>
+      <w:r>
+        <w:t>Tamotbeere</w:t>
+      </w:r>
+      <w:proofErr w:type="spellEnd"/>
     </w:p>
     <w:p>
       <w:r>
@@ -1163,13 +2134,31 @@
       </w:r>
     </w:p>
     <w:p>
-      <w:r>
-        <w:t>FieldUse = OnPokemon</w:t>
-      </w:r>
-    </w:p>
-    <w:p>
-      <w:r>
-        <w:t>Flags = Berry,Fling_10,NaturalGift_PSYCHIC_90</w:t>
+      <w:proofErr w:type="spellStart"/>
+      <w:r>
+        <w:t>FieldUse</w:t>
+      </w:r>
+      <w:proofErr w:type="spellEnd"/>
+      <w:r>
+        <w:t xml:space="preserve"> = </w:t>
+      </w:r>
+      <w:proofErr w:type="spellStart"/>
+      <w:r>
+        <w:t>OnPokemon</w:t>
+      </w:r>
+      <w:proofErr w:type="spellEnd"/>
+    </w:p>
+    <w:p>
+      <w:r>
+        <w:t xml:space="preserve">Flags = </w:t>
+      </w:r>
+      <w:proofErr w:type="gramStart"/>
+      <w:r>
+        <w:t>Berry,Fling</w:t>
+      </w:r>
+      <w:proofErr w:type="gramEnd"/>
+      <w:r>
+        <w:t>_10,NaturalGift_PSYCHIC_90</w:t>
       </w:r>
     </w:p>
     <w:p>
@@ -1189,13 +2178,28 @@
     </w:p>
     <w:p>
       <w:r>
-        <w:t>Name = Saimbeere</w:t>
-      </w:r>
-    </w:p>
-    <w:p>
-      <w:r>
-        <w:t>NamePlural = Saimbeeren</w:t>
-      </w:r>
+        <w:t xml:space="preserve">Name = </w:t>
+      </w:r>
+      <w:proofErr w:type="spellStart"/>
+      <w:r>
+        <w:t>Saimbeere</w:t>
+      </w:r>
+      <w:proofErr w:type="spellEnd"/>
+    </w:p>
+    <w:p>
+      <w:proofErr w:type="spellStart"/>
+      <w:r>
+        <w:t>NamePlural</w:t>
+      </w:r>
+      <w:proofErr w:type="spellEnd"/>
+      <w:r>
+        <w:t xml:space="preserve"> = </w:t>
+      </w:r>
+      <w:proofErr w:type="spellStart"/>
+      <w:r>
+        <w:t>Saimbeeren</w:t>
+      </w:r>
+      <w:proofErr w:type="spellEnd"/>
     </w:p>
     <w:p>
       <w:r>
@@ -1209,7 +2213,15 @@
     </w:p>
     <w:p>
       <w:r>
-        <w:t>Flags = Berry,Fling_10,NaturalGift_BUG_90</w:t>
+        <w:t xml:space="preserve">Flags = </w:t>
+      </w:r>
+      <w:proofErr w:type="gramStart"/>
+      <w:r>
+        <w:t>Berry,Fling</w:t>
+      </w:r>
+      <w:proofErr w:type="gramEnd"/>
+      <w:r>
+        <w:t>_10,NaturalGift_BUG_90</w:t>
       </w:r>
     </w:p>
     <w:p>
@@ -1229,13 +2241,28 @@
     </w:p>
     <w:p>
       <w:r>
-        <w:t>Name = Magostbeere</w:t>
-      </w:r>
-    </w:p>
-    <w:p>
-      <w:r>
-        <w:t>NamePlural = Magostbeeren</w:t>
-      </w:r>
+        <w:t xml:space="preserve">Name = </w:t>
+      </w:r>
+      <w:proofErr w:type="spellStart"/>
+      <w:r>
+        <w:t>Magostbeere</w:t>
+      </w:r>
+      <w:proofErr w:type="spellEnd"/>
+    </w:p>
+    <w:p>
+      <w:proofErr w:type="spellStart"/>
+      <w:r>
+        <w:t>NamePlural</w:t>
+      </w:r>
+      <w:proofErr w:type="spellEnd"/>
+      <w:r>
+        <w:t xml:space="preserve"> = </w:t>
+      </w:r>
+      <w:proofErr w:type="spellStart"/>
+      <w:r>
+        <w:t>Magostbeeren</w:t>
+      </w:r>
+      <w:proofErr w:type="spellEnd"/>
     </w:p>
     <w:p>
       <w:r>
@@ -1249,7 +2276,15 @@
     </w:p>
     <w:p>
       <w:r>
-        <w:t>Flags = Berry,Fling_10,NaturalGift_ROCK_90</w:t>
+        <w:t xml:space="preserve">Flags = </w:t>
+      </w:r>
+      <w:proofErr w:type="gramStart"/>
+      <w:r>
+        <w:t>Berry,Fling</w:t>
+      </w:r>
+      <w:proofErr w:type="gramEnd"/>
+      <w:r>
+        <w:t>_10,NaturalGift_ROCK_90</w:t>
       </w:r>
     </w:p>
     <w:p>
@@ -1269,14 +2304,29 @@
     </w:p>
     <w:p>
       <w:r>
-        <w:t>Name = Rabutabeere</w:t>
-      </w:r>
-    </w:p>
-    <w:p>
+        <w:t xml:space="preserve">Name = </w:t>
+      </w:r>
+      <w:proofErr w:type="spellStart"/>
+      <w:r>
+        <w:t>Rabutabeere</w:t>
+      </w:r>
+      <w:proofErr w:type="spellEnd"/>
+    </w:p>
+    <w:p>
+      <w:proofErr w:type="spellStart"/>
       <w:r>
         <w:lastRenderedPageBreak/>
-        <w:t>NamePlural = Rabutabeeren</w:t>
-      </w:r>
+        <w:t>NamePlural</w:t>
+      </w:r>
+      <w:proofErr w:type="spellEnd"/>
+      <w:r>
+        <w:t xml:space="preserve"> = </w:t>
+      </w:r>
+      <w:proofErr w:type="spellStart"/>
+      <w:r>
+        <w:t>Rabutabeeren</w:t>
+      </w:r>
+      <w:proofErr w:type="spellEnd"/>
     </w:p>
     <w:p>
       <w:r>
@@ -1290,7 +2340,15 @@
     </w:p>
     <w:p>
       <w:r>
-        <w:t>Flags = Berry,Fling_10,NaturalGift_GHOST_90</w:t>
+        <w:t xml:space="preserve">Flags = </w:t>
+      </w:r>
+      <w:proofErr w:type="gramStart"/>
+      <w:r>
+        <w:t>Berry,Fling</w:t>
+      </w:r>
+      <w:proofErr w:type="gramEnd"/>
+      <w:r>
+        <w:t>_10,NaturalGift_GHOST_90</w:t>
       </w:r>
     </w:p>
     <w:p>
@@ -1310,13 +2368,28 @@
     </w:p>
     <w:p>
       <w:r>
-        <w:t>Name = Tronzibeere</w:t>
-      </w:r>
-    </w:p>
-    <w:p>
-      <w:r>
-        <w:t>NamePlural = Tronzibeeren</w:t>
-      </w:r>
+        <w:t xml:space="preserve">Name = </w:t>
+      </w:r>
+      <w:proofErr w:type="spellStart"/>
+      <w:r>
+        <w:t>Tronzibeere</w:t>
+      </w:r>
+      <w:proofErr w:type="spellEnd"/>
+    </w:p>
+    <w:p>
+      <w:proofErr w:type="spellStart"/>
+      <w:r>
+        <w:t>NamePlural</w:t>
+      </w:r>
+      <w:proofErr w:type="spellEnd"/>
+      <w:r>
+        <w:t xml:space="preserve"> = </w:t>
+      </w:r>
+      <w:proofErr w:type="spellStart"/>
+      <w:r>
+        <w:t>Tronzibeeren</w:t>
+      </w:r>
+      <w:proofErr w:type="spellEnd"/>
     </w:p>
     <w:p>
       <w:r>
@@ -1330,7 +2403,15 @@
     </w:p>
     <w:p>
       <w:r>
-        <w:t>Flags = Berry,Fling_10,NaturalGift_DRAGON_90</w:t>
+        <w:t xml:space="preserve">Flags = </w:t>
+      </w:r>
+      <w:proofErr w:type="gramStart"/>
+      <w:r>
+        <w:t>Berry,Fling</w:t>
+      </w:r>
+      <w:proofErr w:type="gramEnd"/>
+      <w:r>
+        <w:t>_10,NaturalGift_DRAGON_90</w:t>
       </w:r>
     </w:p>
     <w:p>
@@ -1350,13 +2431,28 @@
     </w:p>
     <w:p>
       <w:r>
-        <w:t>Name = Kiwanbeere</w:t>
-      </w:r>
-    </w:p>
-    <w:p>
-      <w:r>
-        <w:t>NamePlural = Kiwanbeeren</w:t>
-      </w:r>
+        <w:t xml:space="preserve">Name = </w:t>
+      </w:r>
+      <w:proofErr w:type="spellStart"/>
+      <w:r>
+        <w:t>Kiwanbeere</w:t>
+      </w:r>
+      <w:proofErr w:type="spellEnd"/>
+    </w:p>
+    <w:p>
+      <w:proofErr w:type="spellStart"/>
+      <w:r>
+        <w:t>NamePlural</w:t>
+      </w:r>
+      <w:proofErr w:type="spellEnd"/>
+      <w:r>
+        <w:t xml:space="preserve"> = </w:t>
+      </w:r>
+      <w:proofErr w:type="spellStart"/>
+      <w:r>
+        <w:t>Kiwanbeeren</w:t>
+      </w:r>
+      <w:proofErr w:type="spellEnd"/>
     </w:p>
     <w:p>
       <w:r>
@@ -1370,7 +2466,15 @@
     </w:p>
     <w:p>
       <w:r>
-        <w:t>Flags = Berry,Fling_10,NaturalGift_DARK_90</w:t>
+        <w:t xml:space="preserve">Flags = </w:t>
+      </w:r>
+      <w:proofErr w:type="gramStart"/>
+      <w:r>
+        <w:t>Berry,Fling</w:t>
+      </w:r>
+      <w:proofErr w:type="gramEnd"/>
+      <w:r>
+        <w:t>_10,NaturalGift_DARK_90</w:t>
       </w:r>
     </w:p>
     <w:p>
@@ -1390,13 +2494,28 @@
     </w:p>
     <w:p>
       <w:r>
-        <w:t>Name = Pallmbeere</w:t>
-      </w:r>
-    </w:p>
-    <w:p>
-      <w:r>
-        <w:t>NamePlural = Pallmbeeren</w:t>
-      </w:r>
+        <w:t xml:space="preserve">Name = </w:t>
+      </w:r>
+      <w:proofErr w:type="spellStart"/>
+      <w:r>
+        <w:t>Pallmbeere</w:t>
+      </w:r>
+      <w:proofErr w:type="spellEnd"/>
+    </w:p>
+    <w:p>
+      <w:proofErr w:type="spellStart"/>
+      <w:r>
+        <w:t>NamePlural</w:t>
+      </w:r>
+      <w:proofErr w:type="spellEnd"/>
+      <w:r>
+        <w:t xml:space="preserve"> = </w:t>
+      </w:r>
+      <w:proofErr w:type="spellStart"/>
+      <w:r>
+        <w:t>Pallmbeeren</w:t>
+      </w:r>
+      <w:proofErr w:type="spellEnd"/>
     </w:p>
     <w:p>
       <w:r>
@@ -1410,7 +2529,15 @@
     </w:p>
     <w:p>
       <w:r>
-        <w:t>Flags = Berry,Fling_10,NaturalGift_STEEL_90</w:t>
+        <w:t xml:space="preserve">Flags = </w:t>
+      </w:r>
+      <w:proofErr w:type="gramStart"/>
+      <w:r>
+        <w:t>Berry,Fling</w:t>
+      </w:r>
+      <w:proofErr w:type="gramEnd"/>
+      <w:r>
+        <w:t>_10,NaturalGift_STEEL_90</w:t>
       </w:r>
     </w:p>
     <w:p>
@@ -1430,14 +2557,29 @@
     </w:p>
     <w:p>
       <w:r>
-        <w:t>Name = Wasmelbeere</w:t>
-      </w:r>
-    </w:p>
-    <w:p>
+        <w:t xml:space="preserve">Name = </w:t>
+      </w:r>
+      <w:proofErr w:type="spellStart"/>
+      <w:r>
+        <w:t>Wasmelbeere</w:t>
+      </w:r>
+      <w:proofErr w:type="spellEnd"/>
+    </w:p>
+    <w:p>
+      <w:proofErr w:type="spellStart"/>
       <w:r>
         <w:lastRenderedPageBreak/>
-        <w:t>NamePlural = Wasmelbeeren</w:t>
-      </w:r>
+        <w:t>NamePlural</w:t>
+      </w:r>
+      <w:proofErr w:type="spellEnd"/>
+      <w:r>
+        <w:t xml:space="preserve"> = </w:t>
+      </w:r>
+      <w:proofErr w:type="spellStart"/>
+      <w:r>
+        <w:t>Wasmelbeeren</w:t>
+      </w:r>
+      <w:proofErr w:type="spellEnd"/>
     </w:p>
     <w:p>
       <w:r>
@@ -1451,7 +2593,15 @@
     </w:p>
     <w:p>
       <w:r>
-        <w:t>Flags = Berry,Fling_10,NaturalGift_FIRE_100</w:t>
+        <w:t xml:space="preserve">Flags = </w:t>
+      </w:r>
+      <w:proofErr w:type="gramStart"/>
+      <w:r>
+        <w:t>Berry,Fling</w:t>
+      </w:r>
+      <w:proofErr w:type="gramEnd"/>
+      <w:r>
+        <w:t>_10,NaturalGift_FIRE_100</w:t>
       </w:r>
     </w:p>
     <w:p>
@@ -1471,13 +2621,28 @@
     </w:p>
     <w:p>
       <w:r>
-        <w:t>Name = Durinbeere</w:t>
-      </w:r>
-    </w:p>
-    <w:p>
-      <w:r>
-        <w:t>NamePlural = Durinbeeren</w:t>
-      </w:r>
+        <w:t xml:space="preserve">Name = </w:t>
+      </w:r>
+      <w:proofErr w:type="spellStart"/>
+      <w:r>
+        <w:t>Durinbeere</w:t>
+      </w:r>
+      <w:proofErr w:type="spellEnd"/>
+    </w:p>
+    <w:p>
+      <w:proofErr w:type="spellStart"/>
+      <w:r>
+        <w:t>NamePlural</w:t>
+      </w:r>
+      <w:proofErr w:type="spellEnd"/>
+      <w:r>
+        <w:t xml:space="preserve"> = </w:t>
+      </w:r>
+      <w:proofErr w:type="spellStart"/>
+      <w:r>
+        <w:t>Durinbeeren</w:t>
+      </w:r>
+      <w:proofErr w:type="spellEnd"/>
     </w:p>
     <w:p>
       <w:r>
@@ -1491,7 +2656,15 @@
     </w:p>
     <w:p>
       <w:r>
-        <w:t>Flags = Berry,Fling_10,NaturalGift_WATER_100</w:t>
+        <w:t xml:space="preserve">Flags = </w:t>
+      </w:r>
+      <w:proofErr w:type="gramStart"/>
+      <w:r>
+        <w:t>Berry,Fling</w:t>
+      </w:r>
+      <w:proofErr w:type="gramEnd"/>
+      <w:r>
+        <w:t>_10,NaturalGift_WATER_100</w:t>
       </w:r>
     </w:p>
     <w:p>
@@ -1511,13 +2684,28 @@
     </w:p>
     <w:p>
       <w:r>
-        <w:t>Name = Myrtilbeere</w:t>
-      </w:r>
-    </w:p>
-    <w:p>
-      <w:r>
-        <w:t>NamePlural = Myrtilbeeren</w:t>
-      </w:r>
+        <w:t xml:space="preserve">Name = </w:t>
+      </w:r>
+      <w:proofErr w:type="spellStart"/>
+      <w:r>
+        <w:t>Myrtilbeere</w:t>
+      </w:r>
+      <w:proofErr w:type="spellEnd"/>
+    </w:p>
+    <w:p>
+      <w:proofErr w:type="spellStart"/>
+      <w:r>
+        <w:t>NamePlural</w:t>
+      </w:r>
+      <w:proofErr w:type="spellEnd"/>
+      <w:r>
+        <w:t xml:space="preserve"> = </w:t>
+      </w:r>
+      <w:proofErr w:type="spellStart"/>
+      <w:r>
+        <w:t>Myrtilbeeren</w:t>
+      </w:r>
+      <w:proofErr w:type="spellEnd"/>
     </w:p>
     <w:p>
       <w:r>
@@ -1531,7 +2719,15 @@
     </w:p>
     <w:p>
       <w:r>
-        <w:t>Flags = Berry,Fling_10,NaturalGift_ELECTRIC_100</w:t>
+        <w:t xml:space="preserve">Flags = </w:t>
+      </w:r>
+      <w:proofErr w:type="gramStart"/>
+      <w:r>
+        <w:t>Berry,Fling</w:t>
+      </w:r>
+      <w:proofErr w:type="gramEnd"/>
+      <w:r>
+        <w:t>_10,NaturalGift_ELECTRIC_100</w:t>
       </w:r>
     </w:p>
     <w:p>
@@ -1551,13 +2747,28 @@
     </w:p>
     <w:p>
       <w:r>
-        <w:t>Name = Koakobeere</w:t>
-      </w:r>
-    </w:p>
-    <w:p>
-      <w:r>
-        <w:t>NamePlural = Koakobeeren</w:t>
-      </w:r>
+        <w:t xml:space="preserve">Name = </w:t>
+      </w:r>
+      <w:proofErr w:type="spellStart"/>
+      <w:r>
+        <w:t>Koakobeere</w:t>
+      </w:r>
+      <w:proofErr w:type="spellEnd"/>
+    </w:p>
+    <w:p>
+      <w:proofErr w:type="spellStart"/>
+      <w:r>
+        <w:t>NamePlural</w:t>
+      </w:r>
+      <w:proofErr w:type="spellEnd"/>
+      <w:r>
+        <w:t xml:space="preserve"> = </w:t>
+      </w:r>
+      <w:proofErr w:type="spellStart"/>
+      <w:r>
+        <w:t>Koakobeeren</w:t>
+      </w:r>
+      <w:proofErr w:type="spellEnd"/>
     </w:p>
     <w:p>
       <w:r>
@@ -1571,7 +2782,15 @@
     </w:p>
     <w:p>
       <w:r>
-        <w:t>Flags = Berry,Fling_10,NaturalGift_FIRE_80</w:t>
+        <w:t xml:space="preserve">Flags = </w:t>
+      </w:r>
+      <w:proofErr w:type="gramStart"/>
+      <w:r>
+        <w:t>Berry,Fling</w:t>
+      </w:r>
+      <w:proofErr w:type="gramEnd"/>
+      <w:r>
+        <w:t>_10,NaturalGift_FIRE_80</w:t>
       </w:r>
     </w:p>
     <w:p>
@@ -1591,14 +2810,29 @@
     </w:p>
     <w:p>
       <w:r>
-        <w:t>Name = Foepasbeere</w:t>
-      </w:r>
-    </w:p>
-    <w:p>
+        <w:t xml:space="preserve">Name = </w:t>
+      </w:r>
+      <w:proofErr w:type="spellStart"/>
+      <w:r>
+        <w:t>Foepasbeere</w:t>
+      </w:r>
+      <w:proofErr w:type="spellEnd"/>
+    </w:p>
+    <w:p>
+      <w:proofErr w:type="spellStart"/>
       <w:r>
         <w:lastRenderedPageBreak/>
-        <w:t>NamePlural = Foepasbeeren</w:t>
-      </w:r>
+        <w:t>NamePlural</w:t>
+      </w:r>
+      <w:proofErr w:type="spellEnd"/>
+      <w:r>
+        <w:t xml:space="preserve"> = </w:t>
+      </w:r>
+      <w:proofErr w:type="spellStart"/>
+      <w:r>
+        <w:t>Foepasbeeren</w:t>
+      </w:r>
+      <w:proofErr w:type="spellEnd"/>
     </w:p>
     <w:p>
       <w:r>
@@ -1612,7 +2846,15 @@
     </w:p>
     <w:p>
       <w:r>
-        <w:t>Flags = Berry,Fling_10,NaturalGift_WATER_80</w:t>
+        <w:t xml:space="preserve">Flags = </w:t>
+      </w:r>
+      <w:proofErr w:type="gramStart"/>
+      <w:r>
+        <w:t>Berry,Fling</w:t>
+      </w:r>
+      <w:proofErr w:type="gramEnd"/>
+      <w:r>
+        <w:t>_10,NaturalGift_WATER_80</w:t>
       </w:r>
     </w:p>
     <w:p>
@@ -1632,13 +2874,28 @@
     </w:p>
     <w:p>
       <w:r>
-        <w:t>Name = Kerzalbeere</w:t>
-      </w:r>
-    </w:p>
-    <w:p>
-      <w:r>
-        <w:t>NamePlural = Kerzalbeeren</w:t>
-      </w:r>
+        <w:t xml:space="preserve">Name = </w:t>
+      </w:r>
+      <w:proofErr w:type="spellStart"/>
+      <w:r>
+        <w:t>Kerzalbeere</w:t>
+      </w:r>
+      <w:proofErr w:type="spellEnd"/>
+    </w:p>
+    <w:p>
+      <w:proofErr w:type="spellStart"/>
+      <w:r>
+        <w:t>NamePlural</w:t>
+      </w:r>
+      <w:proofErr w:type="spellEnd"/>
+      <w:r>
+        <w:t xml:space="preserve"> = </w:t>
+      </w:r>
+      <w:proofErr w:type="spellStart"/>
+      <w:r>
+        <w:t>Kerzalbeeren</w:t>
+      </w:r>
+      <w:proofErr w:type="spellEnd"/>
     </w:p>
     <w:p>
       <w:r>
@@ -1652,7 +2909,15 @@
     </w:p>
     <w:p>
       <w:r>
-        <w:t>Flags = Berry,Fling_10,NaturalGift_ELECTRIC_80</w:t>
+        <w:t xml:space="preserve">Flags = </w:t>
+      </w:r>
+      <w:proofErr w:type="gramStart"/>
+      <w:r>
+        <w:t>Berry,Fling</w:t>
+      </w:r>
+      <w:proofErr w:type="gramEnd"/>
+      <w:r>
+        <w:t>_10,NaturalGift_ELECTRIC_80</w:t>
       </w:r>
     </w:p>
     <w:p>
@@ -1672,13 +2937,28 @@
     </w:p>
     <w:p>
       <w:r>
-        <w:t>Name = Grindobeere</w:t>
-      </w:r>
-    </w:p>
-    <w:p>
-      <w:r>
-        <w:t>NamePlural = Grindobeeren</w:t>
-      </w:r>
+        <w:t xml:space="preserve">Name = </w:t>
+      </w:r>
+      <w:proofErr w:type="spellStart"/>
+      <w:r>
+        <w:t>Grindobeere</w:t>
+      </w:r>
+      <w:proofErr w:type="spellEnd"/>
+    </w:p>
+    <w:p>
+      <w:proofErr w:type="spellStart"/>
+      <w:r>
+        <w:t>NamePlural</w:t>
+      </w:r>
+      <w:proofErr w:type="spellEnd"/>
+      <w:r>
+        <w:t xml:space="preserve"> = </w:t>
+      </w:r>
+      <w:proofErr w:type="spellStart"/>
+      <w:r>
+        <w:t>Grindobeeren</w:t>
+      </w:r>
+      <w:proofErr w:type="spellEnd"/>
     </w:p>
     <w:p>
       <w:r>
@@ -1692,7 +2972,15 @@
     </w:p>
     <w:p>
       <w:r>
-        <w:t>Flags = Berry,Fling_10,NaturalGift_GRASS_80</w:t>
+        <w:t xml:space="preserve">Flags = </w:t>
+      </w:r>
+      <w:proofErr w:type="gramStart"/>
+      <w:r>
+        <w:t>Berry,Fling</w:t>
+      </w:r>
+      <w:proofErr w:type="gramEnd"/>
+      <w:r>
+        <w:t>_10,NaturalGift_GRASS_80</w:t>
       </w:r>
     </w:p>
     <w:p>
@@ -1712,13 +3000,28 @@
     </w:p>
     <w:p>
       <w:r>
-        <w:t>Name = Kiroyabeere</w:t>
-      </w:r>
-    </w:p>
-    <w:p>
-      <w:r>
-        <w:t>NamePlural = YKiroyabeeren</w:t>
-      </w:r>
+        <w:t xml:space="preserve">Name = </w:t>
+      </w:r>
+      <w:proofErr w:type="spellStart"/>
+      <w:r>
+        <w:t>Kiroyabeere</w:t>
+      </w:r>
+      <w:proofErr w:type="spellEnd"/>
+    </w:p>
+    <w:p>
+      <w:proofErr w:type="spellStart"/>
+      <w:r>
+        <w:t>NamePlural</w:t>
+      </w:r>
+      <w:proofErr w:type="spellEnd"/>
+      <w:r>
+        <w:t xml:space="preserve"> = </w:t>
+      </w:r>
+      <w:proofErr w:type="spellStart"/>
+      <w:r>
+        <w:t>YKiroyabeeren</w:t>
+      </w:r>
+      <w:proofErr w:type="spellEnd"/>
     </w:p>
     <w:p>
       <w:r>
@@ -1732,7 +3035,15 @@
     </w:p>
     <w:p>
       <w:r>
-        <w:t>Flags = Berry,Fling_10,NaturalGift_ICE_80</w:t>
+        <w:t xml:space="preserve">Flags = </w:t>
+      </w:r>
+      <w:proofErr w:type="gramStart"/>
+      <w:r>
+        <w:t>Berry,Fling</w:t>
+      </w:r>
+      <w:proofErr w:type="gramEnd"/>
+      <w:r>
+        <w:t>_10,NaturalGift_ICE_80</w:t>
       </w:r>
     </w:p>
     <w:p>
@@ -1752,14 +3063,29 @@
     </w:p>
     <w:p>
       <w:r>
-        <w:t>Name = Rospelbeere</w:t>
-      </w:r>
-    </w:p>
-    <w:p>
+        <w:t xml:space="preserve">Name = </w:t>
+      </w:r>
+      <w:proofErr w:type="spellStart"/>
+      <w:r>
+        <w:t>Rospelbeere</w:t>
+      </w:r>
+      <w:proofErr w:type="spellEnd"/>
+    </w:p>
+    <w:p>
+      <w:proofErr w:type="spellStart"/>
       <w:r>
         <w:lastRenderedPageBreak/>
-        <w:t>NamePlural = Rospelbeeren</w:t>
-      </w:r>
+        <w:t>NamePlural</w:t>
+      </w:r>
+      <w:proofErr w:type="spellEnd"/>
+      <w:r>
+        <w:t xml:space="preserve"> = </w:t>
+      </w:r>
+      <w:proofErr w:type="spellStart"/>
+      <w:r>
+        <w:t>Rospelbeeren</w:t>
+      </w:r>
+      <w:proofErr w:type="spellEnd"/>
     </w:p>
     <w:p>
       <w:r>
@@ -1773,7 +3099,15 @@
     </w:p>
     <w:p>
       <w:r>
-        <w:t>Flags = Berry,Fling_10,NaturalGift_FIGHTING_80</w:t>
+        <w:t xml:space="preserve">Flags = </w:t>
+      </w:r>
+      <w:proofErr w:type="gramStart"/>
+      <w:r>
+        <w:t>Berry,Fling</w:t>
+      </w:r>
+      <w:proofErr w:type="gramEnd"/>
+      <w:r>
+        <w:t>_10,NaturalGift_FIGHTING_80</w:t>
       </w:r>
     </w:p>
     <w:p>
@@ -1793,13 +3127,28 @@
     </w:p>
     <w:p>
       <w:r>
-        <w:t>Name = Grarzbeere</w:t>
-      </w:r>
-    </w:p>
-    <w:p>
-      <w:r>
-        <w:t>NamePlural = Grarzbeeren</w:t>
-      </w:r>
+        <w:t xml:space="preserve">Name = </w:t>
+      </w:r>
+      <w:proofErr w:type="spellStart"/>
+      <w:r>
+        <w:t>Grarzbeere</w:t>
+      </w:r>
+      <w:proofErr w:type="spellEnd"/>
+    </w:p>
+    <w:p>
+      <w:proofErr w:type="spellStart"/>
+      <w:r>
+        <w:t>NamePlural</w:t>
+      </w:r>
+      <w:proofErr w:type="spellEnd"/>
+      <w:r>
+        <w:t xml:space="preserve"> = </w:t>
+      </w:r>
+      <w:proofErr w:type="spellStart"/>
+      <w:r>
+        <w:t>Grarzbeeren</w:t>
+      </w:r>
+      <w:proofErr w:type="spellEnd"/>
     </w:p>
     <w:p>
       <w:r>
@@ -1813,7 +3162,15 @@
     </w:p>
     <w:p>
       <w:r>
-        <w:t>Flags = Berry,Fling_10,NaturalGift_POISON_80</w:t>
+        <w:t xml:space="preserve">Flags = </w:t>
+      </w:r>
+      <w:proofErr w:type="gramStart"/>
+      <w:r>
+        <w:t>Berry,Fling</w:t>
+      </w:r>
+      <w:proofErr w:type="gramEnd"/>
+      <w:r>
+        <w:t>_10,NaturalGift_POISON_80</w:t>
       </w:r>
     </w:p>
     <w:p>
@@ -1833,13 +3190,28 @@
     </w:p>
     <w:p>
       <w:r>
-        <w:t>Name = Schukebeere</w:t>
-      </w:r>
-    </w:p>
-    <w:p>
-      <w:r>
-        <w:t>NamePlural = Schukebeeren</w:t>
-      </w:r>
+        <w:t xml:space="preserve">Name = </w:t>
+      </w:r>
+      <w:proofErr w:type="spellStart"/>
+      <w:r>
+        <w:t>Schukebeere</w:t>
+      </w:r>
+      <w:proofErr w:type="spellEnd"/>
+    </w:p>
+    <w:p>
+      <w:proofErr w:type="spellStart"/>
+      <w:r>
+        <w:t>NamePlural</w:t>
+      </w:r>
+      <w:proofErr w:type="spellEnd"/>
+      <w:r>
+        <w:t xml:space="preserve"> = </w:t>
+      </w:r>
+      <w:proofErr w:type="spellStart"/>
+      <w:r>
+        <w:t>Schukebeeren</w:t>
+      </w:r>
+      <w:proofErr w:type="spellEnd"/>
     </w:p>
     <w:p>
       <w:r>
@@ -1853,7 +3225,15 @@
     </w:p>
     <w:p>
       <w:r>
-        <w:t>Flags = Berry,Fling_10,NaturalGift_GROUND_80</w:t>
+        <w:t xml:space="preserve">Flags = </w:t>
+      </w:r>
+      <w:proofErr w:type="gramStart"/>
+      <w:r>
+        <w:t>Berry,Fling</w:t>
+      </w:r>
+      <w:proofErr w:type="gramEnd"/>
+      <w:r>
+        <w:t>_10,NaturalGift_GROUND_80</w:t>
       </w:r>
     </w:p>
     <w:p>
@@ -1873,13 +3253,28 @@
     </w:p>
     <w:p>
       <w:r>
-        <w:t>Name = Kobabeere</w:t>
-      </w:r>
-    </w:p>
-    <w:p>
-      <w:r>
-        <w:t>NamePlural = Kobabeeren</w:t>
-      </w:r>
+        <w:t xml:space="preserve">Name = </w:t>
+      </w:r>
+      <w:proofErr w:type="spellStart"/>
+      <w:r>
+        <w:t>Kobabeere</w:t>
+      </w:r>
+      <w:proofErr w:type="spellEnd"/>
+    </w:p>
+    <w:p>
+      <w:proofErr w:type="spellStart"/>
+      <w:r>
+        <w:t>NamePlural</w:t>
+      </w:r>
+      <w:proofErr w:type="spellEnd"/>
+      <w:r>
+        <w:t xml:space="preserve"> = </w:t>
+      </w:r>
+      <w:proofErr w:type="spellStart"/>
+      <w:r>
+        <w:t>Kobabeeren</w:t>
+      </w:r>
+      <w:proofErr w:type="spellEnd"/>
     </w:p>
     <w:p>
       <w:r>
@@ -1893,7 +3288,15 @@
     </w:p>
     <w:p>
       <w:r>
-        <w:t>Flags = Berry,Fling_10,NaturalGift_FLYING_80</w:t>
+        <w:t xml:space="preserve">Flags = </w:t>
+      </w:r>
+      <w:proofErr w:type="gramStart"/>
+      <w:r>
+        <w:t>Berry,Fling</w:t>
+      </w:r>
+      <w:proofErr w:type="gramEnd"/>
+      <w:r>
+        <w:t>_10,NaturalGift_FLYING_80</w:t>
       </w:r>
     </w:p>
     <w:p>
@@ -1913,14 +3316,29 @@
     </w:p>
     <w:p>
       <w:r>
-        <w:t>Name = Pyapabeere</w:t>
-      </w:r>
-    </w:p>
-    <w:p>
+        <w:t xml:space="preserve">Name = </w:t>
+      </w:r>
+      <w:proofErr w:type="spellStart"/>
+      <w:r>
+        <w:t>Pyapabeere</w:t>
+      </w:r>
+      <w:proofErr w:type="spellEnd"/>
+    </w:p>
+    <w:p>
+      <w:proofErr w:type="spellStart"/>
       <w:r>
         <w:lastRenderedPageBreak/>
-        <w:t>NamePlural = Pyapabeeren</w:t>
-      </w:r>
+        <w:t>NamePlural</w:t>
+      </w:r>
+      <w:proofErr w:type="spellEnd"/>
+      <w:r>
+        <w:t xml:space="preserve"> = </w:t>
+      </w:r>
+      <w:proofErr w:type="spellStart"/>
+      <w:r>
+        <w:t>Pyapabeeren</w:t>
+      </w:r>
+      <w:proofErr w:type="spellEnd"/>
     </w:p>
     <w:p>
       <w:r>
@@ -1934,7 +3352,15 @@
     </w:p>
     <w:p>
       <w:r>
-        <w:t>Flags = Berry,Fling_10,NaturalGift_PSYCHIC_80</w:t>
+        <w:t xml:space="preserve">Flags = </w:t>
+      </w:r>
+      <w:proofErr w:type="gramStart"/>
+      <w:r>
+        <w:t>Berry,Fling</w:t>
+      </w:r>
+      <w:proofErr w:type="gramEnd"/>
+      <w:r>
+        <w:t>_10,NaturalGift_PSYCHIC_80</w:t>
       </w:r>
     </w:p>
     <w:p>
@@ -1954,13 +3380,28 @@
     </w:p>
     <w:p>
       <w:r>
-        <w:t>Name = Tanigabeere</w:t>
-      </w:r>
-    </w:p>
-    <w:p>
-      <w:r>
-        <w:t>NamePlural = Tanigabeeren</w:t>
-      </w:r>
+        <w:t xml:space="preserve">Name = </w:t>
+      </w:r>
+      <w:proofErr w:type="spellStart"/>
+      <w:r>
+        <w:t>Tanigabeere</w:t>
+      </w:r>
+      <w:proofErr w:type="spellEnd"/>
+    </w:p>
+    <w:p>
+      <w:proofErr w:type="spellStart"/>
+      <w:r>
+        <w:t>NamePlural</w:t>
+      </w:r>
+      <w:proofErr w:type="spellEnd"/>
+      <w:r>
+        <w:t xml:space="preserve"> = </w:t>
+      </w:r>
+      <w:proofErr w:type="spellStart"/>
+      <w:r>
+        <w:t>Tanigabeeren</w:t>
+      </w:r>
+      <w:proofErr w:type="spellEnd"/>
     </w:p>
     <w:p>
       <w:r>
@@ -1974,7 +3415,15 @@
     </w:p>
     <w:p>
       <w:r>
-        <w:t>Flags = Berry,Fling_10,NaturalGift_BUG_80</w:t>
+        <w:t xml:space="preserve">Flags = </w:t>
+      </w:r>
+      <w:proofErr w:type="gramStart"/>
+      <w:r>
+        <w:t>Berry,Fling</w:t>
+      </w:r>
+      <w:proofErr w:type="gramEnd"/>
+      <w:r>
+        <w:t>_10,NaturalGift_BUG_80</w:t>
       </w:r>
     </w:p>
     <w:p>
@@ -1994,13 +3443,28 @@
     </w:p>
     <w:p>
       <w:r>
-        <w:t>Name = Chiaribeere</w:t>
-      </w:r>
-    </w:p>
-    <w:p>
-      <w:r>
-        <w:t>NamePlural = Chiaribeeren</w:t>
-      </w:r>
+        <w:t xml:space="preserve">Name = </w:t>
+      </w:r>
+      <w:proofErr w:type="spellStart"/>
+      <w:r>
+        <w:t>Chiaribeere</w:t>
+      </w:r>
+      <w:proofErr w:type="spellEnd"/>
+    </w:p>
+    <w:p>
+      <w:proofErr w:type="spellStart"/>
+      <w:r>
+        <w:t>NamePlural</w:t>
+      </w:r>
+      <w:proofErr w:type="spellEnd"/>
+      <w:r>
+        <w:t xml:space="preserve"> = </w:t>
+      </w:r>
+      <w:proofErr w:type="spellStart"/>
+      <w:r>
+        <w:t>Chiaribeeren</w:t>
+      </w:r>
+      <w:proofErr w:type="spellEnd"/>
     </w:p>
     <w:p>
       <w:r>
@@ -2014,7 +3478,15 @@
     </w:p>
     <w:p>
       <w:r>
-        <w:t>Flags = Berry,Fling_10,NaturalGift_ROCK_80</w:t>
+        <w:t xml:space="preserve">Flags = </w:t>
+      </w:r>
+      <w:proofErr w:type="gramStart"/>
+      <w:r>
+        <w:t>Berry,Fling</w:t>
+      </w:r>
+      <w:proofErr w:type="gramEnd"/>
+      <w:r>
+        <w:t>_10,NaturalGift_ROCK_80</w:t>
       </w:r>
     </w:p>
     <w:p>
@@ -2034,13 +3506,28 @@
     </w:p>
     <w:p>
       <w:r>
-        <w:t>Name = Zitarzbeere</w:t>
-      </w:r>
-    </w:p>
-    <w:p>
-      <w:r>
-        <w:t>NamePlural = Zitarzbeeren</w:t>
-      </w:r>
+        <w:t xml:space="preserve">Name = </w:t>
+      </w:r>
+      <w:proofErr w:type="spellStart"/>
+      <w:r>
+        <w:t>Zitarzbeere</w:t>
+      </w:r>
+      <w:proofErr w:type="spellEnd"/>
+    </w:p>
+    <w:p>
+      <w:proofErr w:type="spellStart"/>
+      <w:r>
+        <w:t>NamePlural</w:t>
+      </w:r>
+      <w:proofErr w:type="spellEnd"/>
+      <w:r>
+        <w:t xml:space="preserve"> = </w:t>
+      </w:r>
+      <w:proofErr w:type="spellStart"/>
+      <w:r>
+        <w:t>Zitarzbeeren</w:t>
+      </w:r>
+      <w:proofErr w:type="spellEnd"/>
     </w:p>
     <w:p>
       <w:r>
@@ -2054,7 +3541,15 @@
     </w:p>
     <w:p>
       <w:r>
-        <w:t>Flags = Berry,Fling_10,NaturalGift_GHOST_80</w:t>
+        <w:t xml:space="preserve">Flags = </w:t>
+      </w:r>
+      <w:proofErr w:type="gramStart"/>
+      <w:r>
+        <w:t>Berry,Fling</w:t>
+      </w:r>
+      <w:proofErr w:type="gramEnd"/>
+      <w:r>
+        <w:t>_10,NaturalGift_GHOST_80</w:t>
       </w:r>
     </w:p>
     <w:p>
@@ -2074,14 +3569,29 @@
     </w:p>
     <w:p>
       <w:r>
-        <w:t>Name = Terirobeere</w:t>
-      </w:r>
-    </w:p>
-    <w:p>
+        <w:t xml:space="preserve">Name = </w:t>
+      </w:r>
+      <w:proofErr w:type="spellStart"/>
+      <w:r>
+        <w:t>Terirobeere</w:t>
+      </w:r>
+      <w:proofErr w:type="spellEnd"/>
+    </w:p>
+    <w:p>
+      <w:proofErr w:type="spellStart"/>
       <w:r>
         <w:lastRenderedPageBreak/>
-        <w:t>NamePlural = Terirobeeren</w:t>
-      </w:r>
+        <w:t>NamePlural</w:t>
+      </w:r>
+      <w:proofErr w:type="spellEnd"/>
+      <w:r>
+        <w:t xml:space="preserve"> = </w:t>
+      </w:r>
+      <w:proofErr w:type="spellStart"/>
+      <w:r>
+        <w:t>Terirobeeren</w:t>
+      </w:r>
+      <w:proofErr w:type="spellEnd"/>
     </w:p>
     <w:p>
       <w:r>
@@ -2095,7 +3605,15 @@
     </w:p>
     <w:p>
       <w:r>
-        <w:t>Flags = Berry,Fling_10,NaturalGift_DRAGON_80</w:t>
+        <w:t xml:space="preserve">Flags = </w:t>
+      </w:r>
+      <w:proofErr w:type="gramStart"/>
+      <w:r>
+        <w:t>Berry,Fling</w:t>
+      </w:r>
+      <w:proofErr w:type="gramEnd"/>
+      <w:r>
+        <w:t>_10,NaturalGift_DRAGON_80</w:t>
       </w:r>
     </w:p>
     <w:p>
@@ -2115,13 +3633,28 @@
     </w:p>
     <w:p>
       <w:r>
-        <w:t>Name = Burleobeere</w:t>
-      </w:r>
-    </w:p>
-    <w:p>
-      <w:r>
-        <w:t>NamePlural = Burleobeeren</w:t>
-      </w:r>
+        <w:t xml:space="preserve">Name = </w:t>
+      </w:r>
+      <w:proofErr w:type="spellStart"/>
+      <w:r>
+        <w:t>Burleobeere</w:t>
+      </w:r>
+      <w:proofErr w:type="spellEnd"/>
+    </w:p>
+    <w:p>
+      <w:proofErr w:type="spellStart"/>
+      <w:r>
+        <w:t>NamePlural</w:t>
+      </w:r>
+      <w:proofErr w:type="spellEnd"/>
+      <w:r>
+        <w:t xml:space="preserve"> = </w:t>
+      </w:r>
+      <w:proofErr w:type="spellStart"/>
+      <w:r>
+        <w:t>Burleobeeren</w:t>
+      </w:r>
+      <w:proofErr w:type="spellEnd"/>
     </w:p>
     <w:p>
       <w:r>
@@ -2135,12 +3668,28 @@
     </w:p>
     <w:p>
       <w:r>
-        <w:t>Flags = Berry,Fling_10,NaturalGift_DARK_80</w:t>
-      </w:r>
-    </w:p>
-    <w:p>
-      <w:r>
-        <w:t>Description = Schwächt eine sehr effektive Unlicht-Attacke des Gegners ab.</w:t>
+        <w:t xml:space="preserve">Flags = </w:t>
+      </w:r>
+      <w:proofErr w:type="gramStart"/>
+      <w:r>
+        <w:t>Berry,Fling</w:t>
+      </w:r>
+      <w:proofErr w:type="gramEnd"/>
+      <w:r>
+        <w:t>_10,NaturalGift_DARK_80</w:t>
+      </w:r>
+    </w:p>
+    <w:p>
+      <w:r>
+        <w:t xml:space="preserve">Description = Schwächt eine sehr effektive </w:t>
+      </w:r>
+      <w:proofErr w:type="spellStart"/>
+      <w:r>
+        <w:t>Unlicht</w:t>
+      </w:r>
+      <w:proofErr w:type="spellEnd"/>
+      <w:r>
+        <w:t>-Attacke des Gegners ab.</w:t>
       </w:r>
     </w:p>
     <w:p>
@@ -2155,13 +3704,28 @@
     </w:p>
     <w:p>
       <w:r>
-        <w:t>Name = Babiribeere</w:t>
-      </w:r>
-    </w:p>
-    <w:p>
-      <w:r>
-        <w:t>NamePlural = Babiribeeren</w:t>
-      </w:r>
+        <w:t xml:space="preserve">Name = </w:t>
+      </w:r>
+      <w:proofErr w:type="spellStart"/>
+      <w:r>
+        <w:t>Babiribeere</w:t>
+      </w:r>
+      <w:proofErr w:type="spellEnd"/>
+    </w:p>
+    <w:p>
+      <w:proofErr w:type="spellStart"/>
+      <w:r>
+        <w:t>NamePlural</w:t>
+      </w:r>
+      <w:proofErr w:type="spellEnd"/>
+      <w:r>
+        <w:t xml:space="preserve"> = </w:t>
+      </w:r>
+      <w:proofErr w:type="spellStart"/>
+      <w:r>
+        <w:t>Babiribeeren</w:t>
+      </w:r>
+      <w:proofErr w:type="spellEnd"/>
     </w:p>
     <w:p>
       <w:r>
@@ -2175,7 +3739,15 @@
     </w:p>
     <w:p>
       <w:r>
-        <w:t>Flags = Berry,Fling_10,NaturalGift_STEEL_80</w:t>
+        <w:t xml:space="preserve">Flags = </w:t>
+      </w:r>
+      <w:proofErr w:type="gramStart"/>
+      <w:r>
+        <w:t>Berry,Fling</w:t>
+      </w:r>
+      <w:proofErr w:type="gramEnd"/>
+      <w:r>
+        <w:t>_10,NaturalGift_STEEL_80</w:t>
       </w:r>
     </w:p>
     <w:p>
@@ -2195,13 +3767,28 @@
     </w:p>
     <w:p>
       <w:r>
-        <w:t>Name = Hibisbeere</w:t>
-      </w:r>
-    </w:p>
-    <w:p>
-      <w:r>
-        <w:t>NamePlural = Hibisbeeren</w:t>
-      </w:r>
+        <w:t xml:space="preserve">Name = </w:t>
+      </w:r>
+      <w:proofErr w:type="spellStart"/>
+      <w:r>
+        <w:t>Hibisbeere</w:t>
+      </w:r>
+      <w:proofErr w:type="spellEnd"/>
+    </w:p>
+    <w:p>
+      <w:proofErr w:type="spellStart"/>
+      <w:r>
+        <w:t>NamePlural</w:t>
+      </w:r>
+      <w:proofErr w:type="spellEnd"/>
+      <w:r>
+        <w:t xml:space="preserve"> = </w:t>
+      </w:r>
+      <w:proofErr w:type="spellStart"/>
+      <w:r>
+        <w:t>Hibisbeeren</w:t>
+      </w:r>
+      <w:proofErr w:type="spellEnd"/>
     </w:p>
     <w:p>
       <w:r>
@@ -2215,7 +3802,15 @@
     </w:p>
     <w:p>
       <w:r>
-        <w:t>Flags = Berry,Fling_10,NaturalGift_FAIRY_80</w:t>
+        <w:t xml:space="preserve">Flags = </w:t>
+      </w:r>
+      <w:proofErr w:type="gramStart"/>
+      <w:r>
+        <w:t>Berry,Fling</w:t>
+      </w:r>
+      <w:proofErr w:type="gramEnd"/>
+      <w:r>
+        <w:t>_10,NaturalGift_FAIRY_80</w:t>
       </w:r>
     </w:p>
     <w:p>
@@ -2235,14 +3830,29 @@
     </w:p>
     <w:p>
       <w:r>
-        <w:t>Name = Chilanbeere</w:t>
-      </w:r>
-    </w:p>
-    <w:p>
+        <w:t xml:space="preserve">Name = </w:t>
+      </w:r>
+      <w:proofErr w:type="spellStart"/>
+      <w:r>
+        <w:t>Latchibeere</w:t>
+      </w:r>
+      <w:proofErr w:type="spellEnd"/>
+    </w:p>
+    <w:p>
+      <w:proofErr w:type="spellStart"/>
       <w:r>
         <w:lastRenderedPageBreak/>
-        <w:t>NamePlural = Chilanbeeren</w:t>
-      </w:r>
+        <w:t>NamePlural</w:t>
+      </w:r>
+      <w:proofErr w:type="spellEnd"/>
+      <w:r>
+        <w:t xml:space="preserve"> = </w:t>
+      </w:r>
+      <w:proofErr w:type="spellStart"/>
+      <w:r>
+        <w:t>Latchibeeren</w:t>
+      </w:r>
+      <w:proofErr w:type="spellEnd"/>
     </w:p>
     <w:p>
       <w:r>
@@ -2256,7 +3866,15 @@
     </w:p>
     <w:p>
       <w:r>
-        <w:t>Flags = Berry,Fling_10,NaturalGift_NORMAL_80</w:t>
+        <w:t xml:space="preserve">Flags = </w:t>
+      </w:r>
+      <w:proofErr w:type="gramStart"/>
+      <w:r>
+        <w:t>Berry,Fling</w:t>
+      </w:r>
+      <w:proofErr w:type="gramEnd"/>
+      <w:r>
+        <w:t>_10,NaturalGift_NORMAL_80</w:t>
       </w:r>
     </w:p>
     <w:p>
@@ -2265,6 +3883,8 @@
       </w:r>
     </w:p>
     <w:p>
+      <w:bookmarkStart w:id="0" w:name="_GoBack"/>
+      <w:bookmarkEnd w:id="0"/>
       <w:r>
         <w:t>#-------------------------------</w:t>
       </w:r>
@@ -2276,13 +3896,28 @@
     </w:p>
     <w:p>
       <w:r>
-        <w:t>Name = Lydzibeere</w:t>
-      </w:r>
-    </w:p>
-    <w:p>
-      <w:r>
-        <w:t>NamePlural = Lydzibeeren</w:t>
-      </w:r>
+        <w:t xml:space="preserve">Name = </w:t>
+      </w:r>
+      <w:proofErr w:type="spellStart"/>
+      <w:r>
+        <w:t>Lydzibeere</w:t>
+      </w:r>
+      <w:proofErr w:type="spellEnd"/>
+    </w:p>
+    <w:p>
+      <w:proofErr w:type="spellStart"/>
+      <w:r>
+        <w:t>NamePlural</w:t>
+      </w:r>
+      <w:proofErr w:type="spellEnd"/>
+      <w:r>
+        <w:t xml:space="preserve"> = </w:t>
+      </w:r>
+      <w:proofErr w:type="spellStart"/>
+      <w:r>
+        <w:t>Lydzibeeren</w:t>
+      </w:r>
+      <w:proofErr w:type="spellEnd"/>
     </w:p>
     <w:p>
       <w:r>
@@ -2296,7 +3931,15 @@
     </w:p>
     <w:p>
       <w:r>
-        <w:t>Flags = Berry,Fling_10,NaturalGift_GRASS_100</w:t>
+        <w:t xml:space="preserve">Flags = </w:t>
+      </w:r>
+      <w:proofErr w:type="gramStart"/>
+      <w:r>
+        <w:t>Berry,Fling</w:t>
+      </w:r>
+      <w:proofErr w:type="gramEnd"/>
+      <w:r>
+        <w:t>_10,NaturalGift_GRASS_100</w:t>
       </w:r>
     </w:p>
     <w:p>
@@ -2316,13 +3959,28 @@
     </w:p>
     <w:p>
       <w:r>
-        <w:t>Name = Linganbeere</w:t>
-      </w:r>
-    </w:p>
-    <w:p>
-      <w:r>
-        <w:t>NamePlural = Linganbeeren</w:t>
-      </w:r>
+        <w:t xml:space="preserve">Name = </w:t>
+      </w:r>
+      <w:proofErr w:type="spellStart"/>
+      <w:r>
+        <w:t>Linganbeere</w:t>
+      </w:r>
+      <w:proofErr w:type="spellEnd"/>
+    </w:p>
+    <w:p>
+      <w:proofErr w:type="spellStart"/>
+      <w:r>
+        <w:t>NamePlural</w:t>
+      </w:r>
+      <w:proofErr w:type="spellEnd"/>
+      <w:r>
+        <w:t xml:space="preserve"> = </w:t>
+      </w:r>
+      <w:proofErr w:type="spellStart"/>
+      <w:r>
+        <w:t>Linganbeeren</w:t>
+      </w:r>
+      <w:proofErr w:type="spellEnd"/>
     </w:p>
     <w:p>
       <w:r>
@@ -2336,7 +3994,15 @@
     </w:p>
     <w:p>
       <w:r>
-        <w:t>Flags = Berry,Fling_10,NaturalGift_ICE_100</w:t>
+        <w:t xml:space="preserve">Flags = </w:t>
+      </w:r>
+      <w:proofErr w:type="gramStart"/>
+      <w:r>
+        <w:t>Berry,Fling</w:t>
+      </w:r>
+      <w:proofErr w:type="gramEnd"/>
+      <w:r>
+        <w:t>_10,NaturalGift_ICE_100</w:t>
       </w:r>
     </w:p>
     <w:p>
@@ -2356,13 +4022,28 @@
     </w:p>
     <w:p>
       <w:r>
-        <w:t>Name = Salkabeere</w:t>
-      </w:r>
-    </w:p>
-    <w:p>
-      <w:r>
-        <w:t>NamePlural = Salkabeeren</w:t>
-      </w:r>
+        <w:t xml:space="preserve">Name = </w:t>
+      </w:r>
+      <w:proofErr w:type="spellStart"/>
+      <w:r>
+        <w:t>Salkabeere</w:t>
+      </w:r>
+      <w:proofErr w:type="spellEnd"/>
+    </w:p>
+    <w:p>
+      <w:proofErr w:type="spellStart"/>
+      <w:r>
+        <w:t>NamePlural</w:t>
+      </w:r>
+      <w:proofErr w:type="spellEnd"/>
+      <w:r>
+        <w:t xml:space="preserve"> = </w:t>
+      </w:r>
+      <w:proofErr w:type="spellStart"/>
+      <w:r>
+        <w:t>Salkabeeren</w:t>
+      </w:r>
+      <w:proofErr w:type="spellEnd"/>
     </w:p>
     <w:p>
       <w:r>
@@ -2376,7 +4057,15 @@
     </w:p>
     <w:p>
       <w:r>
-        <w:t>Flags = Berry,Fling_10,NaturalGift_FIGHTING_100</w:t>
+        <w:t xml:space="preserve">Flags = </w:t>
+      </w:r>
+      <w:proofErr w:type="gramStart"/>
+      <w:r>
+        <w:t>Berry,Fling</w:t>
+      </w:r>
+      <w:proofErr w:type="gramEnd"/>
+      <w:r>
+        <w:t>_10,NaturalGift_FIGHTING_100</w:t>
       </w:r>
     </w:p>
     <w:p>
@@ -2396,14 +4085,29 @@
     </w:p>
     <w:p>
       <w:r>
-        <w:t>Name = Tahaybeere</w:t>
-      </w:r>
-    </w:p>
-    <w:p>
+        <w:t xml:space="preserve">Name = </w:t>
+      </w:r>
+      <w:proofErr w:type="spellStart"/>
+      <w:r>
+        <w:t>Tahaybeere</w:t>
+      </w:r>
+      <w:proofErr w:type="spellEnd"/>
+    </w:p>
+    <w:p>
+      <w:proofErr w:type="spellStart"/>
       <w:r>
         <w:lastRenderedPageBreak/>
-        <w:t>NamePlural = Tahaybeeren</w:t>
-      </w:r>
+        <w:t>NamePlural</w:t>
+      </w:r>
+      <w:proofErr w:type="spellEnd"/>
+      <w:r>
+        <w:t xml:space="preserve"> = </w:t>
+      </w:r>
+      <w:proofErr w:type="spellStart"/>
+      <w:r>
+        <w:t>Tahaybeeren</w:t>
+      </w:r>
+      <w:proofErr w:type="spellEnd"/>
     </w:p>
     <w:p>
       <w:r>
@@ -2417,7 +4121,15 @@
     </w:p>
     <w:p>
       <w:r>
-        <w:t>Flags = Berry,Fling_10,NaturalGift_POISON_100</w:t>
+        <w:t xml:space="preserve">Flags = </w:t>
+      </w:r>
+      <w:proofErr w:type="gramStart"/>
+      <w:r>
+        <w:t>Berry,Fling</w:t>
+      </w:r>
+      <w:proofErr w:type="gramEnd"/>
+      <w:r>
+        <w:t>_10,NaturalGift_POISON_100</w:t>
       </w:r>
     </w:p>
     <w:p>
@@ -2437,13 +4149,28 @@
     </w:p>
     <w:p>
       <w:r>
-        <w:t>Name = Apikobeere</w:t>
-      </w:r>
-    </w:p>
-    <w:p>
-      <w:r>
-        <w:t>NamePlural = Apikobeeren</w:t>
-      </w:r>
+        <w:t xml:space="preserve">Name = </w:t>
+      </w:r>
+      <w:proofErr w:type="spellStart"/>
+      <w:r>
+        <w:t>Apikobeere</w:t>
+      </w:r>
+      <w:proofErr w:type="spellEnd"/>
+    </w:p>
+    <w:p>
+      <w:proofErr w:type="spellStart"/>
+      <w:r>
+        <w:t>NamePlural</w:t>
+      </w:r>
+      <w:proofErr w:type="spellEnd"/>
+      <w:r>
+        <w:t xml:space="preserve"> = </w:t>
+      </w:r>
+      <w:proofErr w:type="spellStart"/>
+      <w:r>
+        <w:t>Apikobeeren</w:t>
+      </w:r>
+      <w:proofErr w:type="spellEnd"/>
     </w:p>
     <w:p>
       <w:r>
@@ -2457,7 +4184,15 @@
     </w:p>
     <w:p>
       <w:r>
-        <w:t>Flags = Berry,Fling_10,NaturalGift_GROUND_100</w:t>
+        <w:t xml:space="preserve">Flags = </w:t>
+      </w:r>
+      <w:proofErr w:type="gramStart"/>
+      <w:r>
+        <w:t>Berry,Fling</w:t>
+      </w:r>
+      <w:proofErr w:type="gramEnd"/>
+      <w:r>
+        <w:t>_10,NaturalGift_GROUND_100</w:t>
       </w:r>
     </w:p>
     <w:p>
@@ -2477,13 +4212,28 @@
     </w:p>
     <w:p>
       <w:r>
-        <w:t>Name = Lansatbeere</w:t>
-      </w:r>
-    </w:p>
-    <w:p>
-      <w:r>
-        <w:t>NamePlural = Lansatbeeren</w:t>
-      </w:r>
+        <w:t xml:space="preserve">Name = </w:t>
+      </w:r>
+      <w:proofErr w:type="spellStart"/>
+      <w:r>
+        <w:t>Lansatbeere</w:t>
+      </w:r>
+      <w:proofErr w:type="spellEnd"/>
+    </w:p>
+    <w:p>
+      <w:proofErr w:type="spellStart"/>
+      <w:r>
+        <w:t>NamePlural</w:t>
+      </w:r>
+      <w:proofErr w:type="spellEnd"/>
+      <w:r>
+        <w:t xml:space="preserve"> = </w:t>
+      </w:r>
+      <w:proofErr w:type="spellStart"/>
+      <w:r>
+        <w:t>Lansatbeeren</w:t>
+      </w:r>
+      <w:proofErr w:type="spellEnd"/>
     </w:p>
     <w:p>
       <w:r>
@@ -2497,15 +4247,30 @@
     </w:p>
     <w:p>
       <w:r>
-        <w:t>Flags = Berry,Fling_10,NaturalGift_FLYING_100</w:t>
-      </w:r>
-    </w:p>
-    <w:p>
-      <w:r>
-        <w:t xml:space="preserve">Description =  </w:t>
+        <w:t xml:space="preserve">Flags = </w:t>
+      </w:r>
+      <w:proofErr w:type="gramStart"/>
+      <w:r>
+        <w:t>Berry,Fling</w:t>
+      </w:r>
+      <w:proofErr w:type="gramEnd"/>
+      <w:r>
+        <w:t>_10,NaturalGift_FLYING_100</w:t>
+      </w:r>
+    </w:p>
+    <w:p>
+      <w:r>
+        <w:t xml:space="preserve">Description </w:t>
+      </w:r>
+      <w:proofErr w:type="gramStart"/>
+      <w:r>
+        <w:t xml:space="preserve">=  </w:t>
       </w:r>
       <w:r>
         <w:tab/>
+      </w:r>
+      <w:proofErr w:type="gramEnd"/>
+      <w:r>
         <w:t>Erhöht die Volltrefferquote, wenn die KP unter 25 % fallen.</w:t>
       </w:r>
     </w:p>
@@ -2521,13 +4286,28 @@
     </w:p>
     <w:p>
       <w:r>
-        <w:t>Name = Krambobeere</w:t>
-      </w:r>
-    </w:p>
-    <w:p>
-      <w:r>
-        <w:t>NamePlural = Krambobeeren</w:t>
-      </w:r>
+        <w:t xml:space="preserve">Name = </w:t>
+      </w:r>
+      <w:proofErr w:type="spellStart"/>
+      <w:r>
+        <w:t>Krambobeere</w:t>
+      </w:r>
+      <w:proofErr w:type="spellEnd"/>
+    </w:p>
+    <w:p>
+      <w:proofErr w:type="spellStart"/>
+      <w:r>
+        <w:t>NamePlural</w:t>
+      </w:r>
+      <w:proofErr w:type="spellEnd"/>
+      <w:r>
+        <w:t xml:space="preserve"> = </w:t>
+      </w:r>
+      <w:proofErr w:type="spellStart"/>
+      <w:r>
+        <w:t>Krambobeeren</w:t>
+      </w:r>
+      <w:proofErr w:type="spellEnd"/>
     </w:p>
     <w:p>
       <w:r>
@@ -2541,7 +4321,15 @@
     </w:p>
     <w:p>
       <w:r>
-        <w:t>Flags = Berry,Fling_10,NaturalGift_PSYCHIC_100</w:t>
+        <w:t xml:space="preserve">Flags = </w:t>
+      </w:r>
+      <w:proofErr w:type="gramStart"/>
+      <w:r>
+        <w:t>Berry,Fling</w:t>
+      </w:r>
+      <w:proofErr w:type="gramEnd"/>
+      <w:r>
+        <w:t>_10,NaturalGift_PSYCHIC_100</w:t>
       </w:r>
     </w:p>
     <w:p>
@@ -2561,14 +4349,29 @@
     </w:p>
     <w:p>
       <w:r>
-        <w:t>Name = Enigmabeere</w:t>
-      </w:r>
-    </w:p>
-    <w:p>
+        <w:t xml:space="preserve">Name = </w:t>
+      </w:r>
+      <w:proofErr w:type="spellStart"/>
+      <w:r>
+        <w:t>Enigmabeere</w:t>
+      </w:r>
+      <w:proofErr w:type="spellEnd"/>
+    </w:p>
+    <w:p>
+      <w:proofErr w:type="spellStart"/>
       <w:r>
         <w:lastRenderedPageBreak/>
-        <w:t>NamePlural = Enigmabeeren</w:t>
-      </w:r>
+        <w:t>NamePlural</w:t>
+      </w:r>
+      <w:proofErr w:type="spellEnd"/>
+      <w:r>
+        <w:t xml:space="preserve"> = </w:t>
+      </w:r>
+      <w:proofErr w:type="spellStart"/>
+      <w:r>
+        <w:t>Enigmabeeren</w:t>
+      </w:r>
+      <w:proofErr w:type="spellEnd"/>
     </w:p>
     <w:p>
       <w:r>
@@ -2582,7 +4385,15 @@
     </w:p>
     <w:p>
       <w:r>
-        <w:t>Flags = Berry,Fling_10,NaturalGift_BUG_100</w:t>
+        <w:t xml:space="preserve">Flags = </w:t>
+      </w:r>
+      <w:proofErr w:type="gramStart"/>
+      <w:r>
+        <w:t>Berry,Fling</w:t>
+      </w:r>
+      <w:proofErr w:type="gramEnd"/>
+      <w:r>
+        <w:t>_10,NaturalGift_BUG_100</w:t>
       </w:r>
     </w:p>
     <w:p>
@@ -2602,13 +4413,28 @@
     </w:p>
     <w:p>
       <w:r>
-        <w:t>Name = Wunfrubeere</w:t>
-      </w:r>
-    </w:p>
-    <w:p>
-      <w:r>
-        <w:t>NamePlural = Wunfrubeeren</w:t>
-      </w:r>
+        <w:t xml:space="preserve">Name = </w:t>
+      </w:r>
+      <w:proofErr w:type="spellStart"/>
+      <w:r>
+        <w:t>Wunfrubeere</w:t>
+      </w:r>
+      <w:proofErr w:type="spellEnd"/>
+    </w:p>
+    <w:p>
+      <w:proofErr w:type="spellStart"/>
+      <w:r>
+        <w:t>NamePlural</w:t>
+      </w:r>
+      <w:proofErr w:type="spellEnd"/>
+      <w:r>
+        <w:t xml:space="preserve"> = </w:t>
+      </w:r>
+      <w:proofErr w:type="spellStart"/>
+      <w:r>
+        <w:t>Wunfrubeeren</w:t>
+      </w:r>
+      <w:proofErr w:type="spellEnd"/>
     </w:p>
     <w:p>
       <w:r>
@@ -2622,7 +4448,15 @@
     </w:p>
     <w:p>
       <w:r>
-        <w:t>Flags = Berry,Fling_10,NaturalGift_ROCK_100</w:t>
+        <w:t xml:space="preserve">Flags = </w:t>
+      </w:r>
+      <w:proofErr w:type="gramStart"/>
+      <w:r>
+        <w:t>Berry,Fling</w:t>
+      </w:r>
+      <w:proofErr w:type="gramEnd"/>
+      <w:r>
+        <w:t>_10,NaturalGift_ROCK_100</w:t>
       </w:r>
     </w:p>
     <w:p>
@@ -2642,13 +4476,28 @@
     </w:p>
     <w:p>
       <w:r>
-        <w:t>Name = Eipfelbeere</w:t>
-      </w:r>
-    </w:p>
-    <w:p>
-      <w:r>
-        <w:t>NamePlural = Eipfelbeeren</w:t>
-      </w:r>
+        <w:t xml:space="preserve">Name = </w:t>
+      </w:r>
+      <w:proofErr w:type="spellStart"/>
+      <w:r>
+        <w:t>Eipfelbeere</w:t>
+      </w:r>
+      <w:proofErr w:type="spellEnd"/>
+    </w:p>
+    <w:p>
+      <w:proofErr w:type="spellStart"/>
+      <w:r>
+        <w:t>NamePlural</w:t>
+      </w:r>
+      <w:proofErr w:type="spellEnd"/>
+      <w:r>
+        <w:t xml:space="preserve"> = </w:t>
+      </w:r>
+      <w:proofErr w:type="spellStart"/>
+      <w:r>
+        <w:t>Eipfelbeeren</w:t>
+      </w:r>
+      <w:proofErr w:type="spellEnd"/>
     </w:p>
     <w:p>
       <w:r>
@@ -2662,7 +4511,15 @@
     </w:p>
     <w:p>
       <w:r>
-        <w:t>Flags = Berry,Fling_10,NaturalGift_GHOST_100</w:t>
+        <w:t xml:space="preserve">Flags = </w:t>
+      </w:r>
+      <w:proofErr w:type="gramStart"/>
+      <w:r>
+        <w:t>Berry,Fling</w:t>
+      </w:r>
+      <w:proofErr w:type="gramEnd"/>
+      <w:r>
+        <w:t>_10,NaturalGift_GHOST_100</w:t>
       </w:r>
     </w:p>
     <w:p>
@@ -2682,13 +4539,28 @@
     </w:p>
     <w:p>
       <w:r>
-        <w:t>Name = Jabocabeere</w:t>
-      </w:r>
-    </w:p>
-    <w:p>
-      <w:r>
-        <w:t>NamePlural = Jabocabeeren</w:t>
-      </w:r>
+        <w:t xml:space="preserve">Name = </w:t>
+      </w:r>
+      <w:proofErr w:type="spellStart"/>
+      <w:r>
+        <w:t>Jabocabeere</w:t>
+      </w:r>
+      <w:proofErr w:type="spellEnd"/>
+    </w:p>
+    <w:p>
+      <w:proofErr w:type="spellStart"/>
+      <w:r>
+        <w:t>NamePlural</w:t>
+      </w:r>
+      <w:proofErr w:type="spellEnd"/>
+      <w:r>
+        <w:t xml:space="preserve"> = </w:t>
+      </w:r>
+      <w:proofErr w:type="spellStart"/>
+      <w:r>
+        <w:t>Jabocabeeren</w:t>
+      </w:r>
+      <w:proofErr w:type="spellEnd"/>
     </w:p>
     <w:p>
       <w:r>
@@ -2702,7 +4574,15 @@
     </w:p>
     <w:p>
       <w:r>
-        <w:t>Flags = Berry,Fling_10,NaturalGift_DRAGON_100</w:t>
+        <w:t xml:space="preserve">Flags = </w:t>
+      </w:r>
+      <w:proofErr w:type="gramStart"/>
+      <w:r>
+        <w:t>Berry,Fling</w:t>
+      </w:r>
+      <w:proofErr w:type="gramEnd"/>
+      <w:r>
+        <w:t>_10,NaturalGift_DRAGON_100</w:t>
       </w:r>
     </w:p>
     <w:p>
@@ -2722,14 +4602,29 @@
     </w:p>
     <w:p>
       <w:r>
-        <w:t>Name = Roselbeere</w:t>
-      </w:r>
-    </w:p>
-    <w:p>
+        <w:t xml:space="preserve">Name = </w:t>
+      </w:r>
+      <w:proofErr w:type="spellStart"/>
+      <w:r>
+        <w:t>Roselbeere</w:t>
+      </w:r>
+      <w:proofErr w:type="spellEnd"/>
+    </w:p>
+    <w:p>
+      <w:proofErr w:type="spellStart"/>
       <w:r>
         <w:lastRenderedPageBreak/>
-        <w:t>NamePlural = Roselbeeren</w:t>
-      </w:r>
+        <w:t>NamePlural</w:t>
+      </w:r>
+      <w:proofErr w:type="spellEnd"/>
+      <w:r>
+        <w:t xml:space="preserve"> = </w:t>
+      </w:r>
+      <w:proofErr w:type="spellStart"/>
+      <w:r>
+        <w:t>Roselbeeren</w:t>
+      </w:r>
+      <w:proofErr w:type="spellEnd"/>
     </w:p>
     <w:p>
       <w:r>
@@ -2743,7 +4638,15 @@
     </w:p>
     <w:p>
       <w:r>
-        <w:t>Flags = Berry,Fling_10,NaturalGift_DARK_100</w:t>
+        <w:t xml:space="preserve">Flags = </w:t>
+      </w:r>
+      <w:proofErr w:type="gramStart"/>
+      <w:r>
+        <w:t>Berry,Fling</w:t>
+      </w:r>
+      <w:proofErr w:type="gramEnd"/>
+      <w:r>
+        <w:t>_10,NaturalGift_DARK_100</w:t>
       </w:r>
     </w:p>
     <w:p>
@@ -2763,13 +4666,28 @@
     </w:p>
     <w:p>
       <w:r>
-        <w:t>Name = Akibeere</w:t>
-      </w:r>
-    </w:p>
-    <w:p>
-      <w:r>
-        <w:t>NamePlural = Akibeeren</w:t>
-      </w:r>
+        <w:t xml:space="preserve">Name = </w:t>
+      </w:r>
+      <w:proofErr w:type="spellStart"/>
+      <w:r>
+        <w:t>Akibeere</w:t>
+      </w:r>
+      <w:proofErr w:type="spellEnd"/>
+    </w:p>
+    <w:p>
+      <w:proofErr w:type="spellStart"/>
+      <w:r>
+        <w:t>NamePlural</w:t>
+      </w:r>
+      <w:proofErr w:type="spellEnd"/>
+      <w:r>
+        <w:t xml:space="preserve"> = </w:t>
+      </w:r>
+      <w:proofErr w:type="spellStart"/>
+      <w:r>
+        <w:t>Akibeeren</w:t>
+      </w:r>
+      <w:proofErr w:type="spellEnd"/>
     </w:p>
     <w:p>
       <w:r>
@@ -2783,7 +4701,15 @@
     </w:p>
     <w:p>
       <w:r>
-        <w:t>Flags = Berry,Fling_10,NaturalGift_FAIRY_100</w:t>
+        <w:t xml:space="preserve">Flags = </w:t>
+      </w:r>
+      <w:proofErr w:type="gramStart"/>
+      <w:r>
+        <w:t>Berry,Fling</w:t>
+      </w:r>
+      <w:proofErr w:type="gramEnd"/>
+      <w:r>
+        <w:t>_10,NaturalGift_FAIRY_100</w:t>
       </w:r>
     </w:p>
     <w:p>
@@ -2793,7 +4719,15 @@
     </w:p>
     <w:p>
       <w:r>
-        <w:t>#-------------------------------Map / Shop</w:t>
+        <w:t>#-------------------------------</w:t>
+      </w:r>
+      <w:proofErr w:type="spellStart"/>
+      <w:r>
+        <w:t>Map</w:t>
+      </w:r>
+      <w:proofErr w:type="spellEnd"/>
+      <w:r>
+        <w:t xml:space="preserve"> / Shop</w:t>
       </w:r>
     </w:p>
     <w:p>
@@ -2803,13 +4737,28 @@
     </w:p>
     <w:p>
       <w:r>
-        <w:t>Name = Tarabeere</w:t>
-      </w:r>
-    </w:p>
-    <w:p>
-      <w:r>
-        <w:t>NamePlural = Tarabeeren</w:t>
-      </w:r>
+        <w:t xml:space="preserve">Name = </w:t>
+      </w:r>
+      <w:proofErr w:type="spellStart"/>
+      <w:r>
+        <w:t>Tarabeere</w:t>
+      </w:r>
+      <w:proofErr w:type="spellEnd"/>
+    </w:p>
+    <w:p>
+      <w:proofErr w:type="spellStart"/>
+      <w:r>
+        <w:t>NamePlural</w:t>
+      </w:r>
+      <w:proofErr w:type="spellEnd"/>
+      <w:r>
+        <w:t xml:space="preserve"> = </w:t>
+      </w:r>
+      <w:proofErr w:type="spellStart"/>
+      <w:r>
+        <w:t>Tarabeeren</w:t>
+      </w:r>
+      <w:proofErr w:type="spellEnd"/>
     </w:p>
     <w:p>
       <w:r>
@@ -2823,17 +4772,41 @@
     </w:p>
     <w:p>
       <w:r>
-        <w:t>Flags = Berry,Fling_10,NaturalGift_DARK_100</w:t>
-      </w:r>
-    </w:p>
-    <w:p>
-      <w:r>
-        <w:t>Description = Erhöht die Sp. Verteidigung des Trägers, wenn dieser von speziellen Attacken getroffen wird.</w:t>
-      </w:r>
-    </w:p>
-    <w:p>
-      <w:r>
-        <w:t>#-------------------------------Map / Shop</w:t>
+        <w:t xml:space="preserve">Flags = </w:t>
+      </w:r>
+      <w:proofErr w:type="gramStart"/>
+      <w:r>
+        <w:t>Berry,Fling</w:t>
+      </w:r>
+      <w:proofErr w:type="gramEnd"/>
+      <w:r>
+        <w:t>_10,NaturalGift_DARK_100</w:t>
+      </w:r>
+    </w:p>
+    <w:p>
+      <w:r>
+        <w:t xml:space="preserve">Description = Erhöht die </w:t>
+      </w:r>
+      <w:proofErr w:type="spellStart"/>
+      <w:r>
+        <w:t>Sp</w:t>
+      </w:r>
+      <w:proofErr w:type="spellEnd"/>
+      <w:r>
+        <w:t>. Verteidigung des Trägers, wenn dieser von speziellen Attacken getroffen wird.</w:t>
+      </w:r>
+    </w:p>
+    <w:p>
+      <w:r>
+        <w:t>#-------------------------------</w:t>
+      </w:r>
+      <w:proofErr w:type="spellStart"/>
+      <w:r>
+        <w:t>Map</w:t>
+      </w:r>
+      <w:proofErr w:type="spellEnd"/>
+      <w:r>
+        <w:t xml:space="preserve"> / Shop</w:t>
       </w:r>
     </w:p>
     <w:p>
@@ -2843,13 +4816,28 @@
     </w:p>
     <w:p>
       <w:r>
-        <w:t>Name = Pfohbeere</w:t>
-      </w:r>
-    </w:p>
-    <w:p>
-      <w:r>
-        <w:t>NamePlural = Pfohbeeren</w:t>
-      </w:r>
+        <w:t xml:space="preserve">Name = </w:t>
+      </w:r>
+      <w:proofErr w:type="spellStart"/>
+      <w:r>
+        <w:t>Pfohbeere</w:t>
+      </w:r>
+      <w:proofErr w:type="spellEnd"/>
+    </w:p>
+    <w:p>
+      <w:proofErr w:type="spellStart"/>
+      <w:r>
+        <w:t>NamePlural</w:t>
+      </w:r>
+      <w:proofErr w:type="spellEnd"/>
+      <w:r>
+        <w:t xml:space="preserve"> = </w:t>
+      </w:r>
+      <w:proofErr w:type="spellStart"/>
+      <w:r>
+        <w:t>Pfohbeeren</w:t>
+      </w:r>
+      <w:proofErr w:type="spellEnd"/>
     </w:p>
     <w:p>
       <w:r>
@@ -2863,7 +4851,15 @@
     </w:p>
     <w:p>
       <w:r>
-        <w:t>Flags = Berry,Fling_10,NaturalGift_FIGHTING_80</w:t>
+        <w:t xml:space="preserve">Flags = </w:t>
+      </w:r>
+      <w:proofErr w:type="gramStart"/>
+      <w:r>
+        <w:t>Berry,Fling</w:t>
+      </w:r>
+      <w:proofErr w:type="gramEnd"/>
+      <w:r>
+        <w:t>_10,NaturalGift_FIGHTING_80</w:t>
       </w:r>
     </w:p>
     <w:p>
@@ -2884,13 +4880,28 @@
     </w:p>
     <w:p>
       <w:r>
-        <w:t>Name = Dimensions-Amrenabeere</w:t>
-      </w:r>
-    </w:p>
-    <w:p>
-      <w:r>
-        <w:t>NamePlural = Dimensions-Amrenabeeren</w:t>
-      </w:r>
+        <w:t>Name = Dimensions-</w:t>
+      </w:r>
+      <w:proofErr w:type="spellStart"/>
+      <w:r>
+        <w:t>Amrenabeere</w:t>
+      </w:r>
+      <w:proofErr w:type="spellEnd"/>
+    </w:p>
+    <w:p>
+      <w:proofErr w:type="spellStart"/>
+      <w:r>
+        <w:t>NamePlural</w:t>
+      </w:r>
+      <w:proofErr w:type="spellEnd"/>
+      <w:r>
+        <w:t xml:space="preserve"> = Dimensions-</w:t>
+      </w:r>
+      <w:proofErr w:type="spellStart"/>
+      <w:r>
+        <w:t>Amrenabeeren</w:t>
+      </w:r>
+      <w:proofErr w:type="spellEnd"/>
     </w:p>
     <w:p>
       <w:r>
@@ -2924,13 +4935,28 @@
     </w:p>
     <w:p>
       <w:r>
-        <w:t>Name = Dimensions-Maronbeere</w:t>
-      </w:r>
-    </w:p>
-    <w:p>
-      <w:r>
-        <w:t>NamePlural = Dimensions-Maronbeeren</w:t>
-      </w:r>
+        <w:t>Name = Dimensions-</w:t>
+      </w:r>
+      <w:proofErr w:type="spellStart"/>
+      <w:r>
+        <w:t>Maronbeere</w:t>
+      </w:r>
+      <w:proofErr w:type="spellEnd"/>
+    </w:p>
+    <w:p>
+      <w:proofErr w:type="spellStart"/>
+      <w:r>
+        <w:t>NamePlural</w:t>
+      </w:r>
+      <w:proofErr w:type="spellEnd"/>
+      <w:r>
+        <w:t xml:space="preserve"> = Dimensions-</w:t>
+      </w:r>
+      <w:proofErr w:type="spellStart"/>
+      <w:r>
+        <w:t>Maronbeeren</w:t>
+      </w:r>
+      <w:proofErr w:type="spellEnd"/>
     </w:p>
     <w:p>
       <w:r>
@@ -2964,13 +4990,28 @@
     </w:p>
     <w:p>
       <w:r>
-        <w:t>Name = Dimensions-Pirsifbeere</w:t>
-      </w:r>
-    </w:p>
-    <w:p>
-      <w:r>
-        <w:t>NamePlural = Dimensions-Pirsifbeeren</w:t>
-      </w:r>
+        <w:t>Name = Dimensions-</w:t>
+      </w:r>
+      <w:proofErr w:type="spellStart"/>
+      <w:r>
+        <w:t>Pirsifbeere</w:t>
+      </w:r>
+      <w:proofErr w:type="spellEnd"/>
+    </w:p>
+    <w:p>
+      <w:proofErr w:type="spellStart"/>
+      <w:r>
+        <w:t>NamePlural</w:t>
+      </w:r>
+      <w:proofErr w:type="spellEnd"/>
+      <w:r>
+        <w:t xml:space="preserve"> = Dimensions-</w:t>
+      </w:r>
+      <w:proofErr w:type="spellStart"/>
+      <w:r>
+        <w:t>Pirsifbeeren</w:t>
+      </w:r>
+      <w:proofErr w:type="spellEnd"/>
     </w:p>
     <w:p>
       <w:r>
@@ -3004,13 +5045,28 @@
     </w:p>
     <w:p>
       <w:r>
-        <w:t>Name = Dimensions-Fragiabeere</w:t>
-      </w:r>
-    </w:p>
-    <w:p>
-      <w:r>
-        <w:t>NamePlural = Dimensions-Fragiabeeren</w:t>
-      </w:r>
+        <w:t>Name = Dimensions-</w:t>
+      </w:r>
+      <w:proofErr w:type="spellStart"/>
+      <w:r>
+        <w:t>Fragiabeere</w:t>
+      </w:r>
+      <w:proofErr w:type="spellEnd"/>
+    </w:p>
+    <w:p>
+      <w:proofErr w:type="spellStart"/>
+      <w:r>
+        <w:t>NamePlural</w:t>
+      </w:r>
+      <w:proofErr w:type="spellEnd"/>
+      <w:r>
+        <w:t xml:space="preserve"> = Dimensions-</w:t>
+      </w:r>
+      <w:proofErr w:type="spellStart"/>
+      <w:r>
+        <w:t>Fragiabeeren</w:t>
+      </w:r>
+      <w:proofErr w:type="spellEnd"/>
     </w:p>
     <w:p>
       <w:r>
@@ -3045,13 +5101,28 @@
     </w:p>
     <w:p>
       <w:r>
-        <w:t>Name = Dimensions-Wilbirbeere</w:t>
-      </w:r>
-    </w:p>
-    <w:p>
-      <w:r>
-        <w:t>NamePlural = Dimensions-Wilbirbeeren</w:t>
-      </w:r>
+        <w:t>Name = Dimensions-</w:t>
+      </w:r>
+      <w:proofErr w:type="spellStart"/>
+      <w:r>
+        <w:t>Wilbirbeere</w:t>
+      </w:r>
+      <w:proofErr w:type="spellEnd"/>
+    </w:p>
+    <w:p>
+      <w:proofErr w:type="spellStart"/>
+      <w:r>
+        <w:t>NamePlural</w:t>
+      </w:r>
+      <w:proofErr w:type="spellEnd"/>
+      <w:r>
+        <w:t xml:space="preserve"> = Dimensions-</w:t>
+      </w:r>
+      <w:proofErr w:type="spellStart"/>
+      <w:r>
+        <w:t>Wilbirbeeren</w:t>
+      </w:r>
+      <w:proofErr w:type="spellEnd"/>
     </w:p>
     <w:p>
       <w:r>
@@ -3085,13 +5156,28 @@
     </w:p>
     <w:p>
       <w:r>
-        <w:t>Name = Dimensions-Sinelbeere</w:t>
-      </w:r>
-    </w:p>
-    <w:p>
-      <w:r>
-        <w:t>NamePlural = Dimensions-Sinelbeeren</w:t>
-      </w:r>
+        <w:t>Name = Dimensions-</w:t>
+      </w:r>
+      <w:proofErr w:type="spellStart"/>
+      <w:r>
+        <w:t>Sinelbeere</w:t>
+      </w:r>
+      <w:proofErr w:type="spellEnd"/>
+    </w:p>
+    <w:p>
+      <w:proofErr w:type="spellStart"/>
+      <w:r>
+        <w:t>NamePlural</w:t>
+      </w:r>
+      <w:proofErr w:type="spellEnd"/>
+      <w:r>
+        <w:t xml:space="preserve"> = Dimensions-</w:t>
+      </w:r>
+      <w:proofErr w:type="spellStart"/>
+      <w:r>
+        <w:t>Sinelbeeren</w:t>
+      </w:r>
+      <w:proofErr w:type="spellEnd"/>
     </w:p>
     <w:p>
       <w:r>
@@ -3125,13 +5211,28 @@
     </w:p>
     <w:p>
       <w:r>
-        <w:t>Name = Dimensions-Persimbeere</w:t>
-      </w:r>
-    </w:p>
-    <w:p>
-      <w:r>
-        <w:t>NamePlural = Dimensions-Persimbeeren</w:t>
-      </w:r>
+        <w:t>Name = Dimensions-</w:t>
+      </w:r>
+      <w:proofErr w:type="spellStart"/>
+      <w:r>
+        <w:t>Persimbeere</w:t>
+      </w:r>
+      <w:proofErr w:type="spellEnd"/>
+    </w:p>
+    <w:p>
+      <w:proofErr w:type="spellStart"/>
+      <w:r>
+        <w:t>NamePlural</w:t>
+      </w:r>
+      <w:proofErr w:type="spellEnd"/>
+      <w:r>
+        <w:t xml:space="preserve"> = Dimensions-</w:t>
+      </w:r>
+      <w:proofErr w:type="spellStart"/>
+      <w:r>
+        <w:t>Persimbeeren</w:t>
+      </w:r>
+      <w:proofErr w:type="spellEnd"/>
     </w:p>
     <w:p>
       <w:r>
@@ -3165,13 +5266,28 @@
     </w:p>
     <w:p>
       <w:r>
-        <w:t>Name = Dimensions-Prunusbeere</w:t>
-      </w:r>
-    </w:p>
-    <w:p>
-      <w:r>
-        <w:t>NamePlural = Dimensions-Prunusbeeren</w:t>
-      </w:r>
+        <w:t>Name = Dimensions-</w:t>
+      </w:r>
+      <w:proofErr w:type="spellStart"/>
+      <w:r>
+        <w:t>Prunusbeere</w:t>
+      </w:r>
+      <w:proofErr w:type="spellEnd"/>
+    </w:p>
+    <w:p>
+      <w:proofErr w:type="spellStart"/>
+      <w:r>
+        <w:t>NamePlural</w:t>
+      </w:r>
+      <w:proofErr w:type="spellEnd"/>
+      <w:r>
+        <w:t xml:space="preserve"> = Dimensions-</w:t>
+      </w:r>
+      <w:proofErr w:type="spellStart"/>
+      <w:r>
+        <w:t>Prunusbeeren</w:t>
+      </w:r>
+      <w:proofErr w:type="spellEnd"/>
     </w:p>
     <w:p>
       <w:r>
@@ -3206,13 +5322,28 @@
     </w:p>
     <w:p>
       <w:r>
-        <w:t>Name = Dimensions-Tsitrubeere</w:t>
-      </w:r>
-    </w:p>
-    <w:p>
-      <w:r>
-        <w:t>NamePlural = Dimensions-Tsitrubeeren</w:t>
-      </w:r>
+        <w:t>Name = Dimensions-</w:t>
+      </w:r>
+      <w:proofErr w:type="spellStart"/>
+      <w:r>
+        <w:t>Tsitrubeere</w:t>
+      </w:r>
+      <w:proofErr w:type="spellEnd"/>
+    </w:p>
+    <w:p>
+      <w:proofErr w:type="spellStart"/>
+      <w:r>
+        <w:t>NamePlural</w:t>
+      </w:r>
+      <w:proofErr w:type="spellEnd"/>
+      <w:r>
+        <w:t xml:space="preserve"> = Dimensions-</w:t>
+      </w:r>
+      <w:proofErr w:type="spellStart"/>
+      <w:r>
+        <w:t>Tsitrubeeren</w:t>
+      </w:r>
+      <w:proofErr w:type="spellEnd"/>
     </w:p>
     <w:p>
       <w:r>
@@ -3246,13 +5377,28 @@
     </w:p>
     <w:p>
       <w:r>
-        <w:t>Name = Dimensions-Granabeere</w:t>
-      </w:r>
-    </w:p>
-    <w:p>
-      <w:r>
-        <w:t>NamePlural = Dimensions-Granabeeren</w:t>
-      </w:r>
+        <w:t>Name = Dimensions-</w:t>
+      </w:r>
+      <w:proofErr w:type="spellStart"/>
+      <w:r>
+        <w:t>Granabeere</w:t>
+      </w:r>
+      <w:proofErr w:type="spellEnd"/>
+    </w:p>
+    <w:p>
+      <w:proofErr w:type="spellStart"/>
+      <w:r>
+        <w:t>NamePlural</w:t>
+      </w:r>
+      <w:proofErr w:type="spellEnd"/>
+      <w:r>
+        <w:t xml:space="preserve"> = Dimensions-</w:t>
+      </w:r>
+      <w:proofErr w:type="spellStart"/>
+      <w:r>
+        <w:t>Granabeeren</w:t>
+      </w:r>
+      <w:proofErr w:type="spellEnd"/>
     </w:p>
     <w:p>
       <w:r>
@@ -3286,13 +5432,28 @@
     </w:p>
     <w:p>
       <w:r>
-        <w:t>Name = Dimensions-Setangbeere</w:t>
-      </w:r>
-    </w:p>
-    <w:p>
-      <w:r>
-        <w:t>NamePlural = Dimensions-Setangbeeren</w:t>
-      </w:r>
+        <w:t>Name = Dimensions-</w:t>
+      </w:r>
+      <w:proofErr w:type="spellStart"/>
+      <w:r>
+        <w:t>Setangbeere</w:t>
+      </w:r>
+      <w:proofErr w:type="spellEnd"/>
+    </w:p>
+    <w:p>
+      <w:proofErr w:type="spellStart"/>
+      <w:r>
+        <w:t>NamePlural</w:t>
+      </w:r>
+      <w:proofErr w:type="spellEnd"/>
+      <w:r>
+        <w:t xml:space="preserve"> = Dimensions-</w:t>
+      </w:r>
+      <w:proofErr w:type="spellStart"/>
+      <w:r>
+        <w:t>Setangbeeren</w:t>
+      </w:r>
+      <w:proofErr w:type="spellEnd"/>
     </w:p>
     <w:p>
       <w:r>
@@ -3326,13 +5487,28 @@
     </w:p>
     <w:p>
       <w:r>
-        <w:t>Name = Dimensions-Qualotbeere</w:t>
-      </w:r>
-    </w:p>
-    <w:p>
-      <w:r>
-        <w:t>NamePlural = Dimensions-Qualotbeeren</w:t>
-      </w:r>
+        <w:t>Name = Dimensions-</w:t>
+      </w:r>
+      <w:proofErr w:type="spellStart"/>
+      <w:r>
+        <w:t>Qualotbeere</w:t>
+      </w:r>
+      <w:proofErr w:type="spellEnd"/>
+    </w:p>
+    <w:p>
+      <w:proofErr w:type="spellStart"/>
+      <w:r>
+        <w:t>NamePlural</w:t>
+      </w:r>
+      <w:proofErr w:type="spellEnd"/>
+      <w:r>
+        <w:t xml:space="preserve"> = Dimensions-</w:t>
+      </w:r>
+      <w:proofErr w:type="spellStart"/>
+      <w:r>
+        <w:t>Qualotbeeren</w:t>
+      </w:r>
+      <w:proofErr w:type="spellEnd"/>
     </w:p>
     <w:p>
       <w:r>
@@ -3367,13 +5543,28 @@
     </w:p>
     <w:p>
       <w:r>
-        <w:t>Name = Dimensions-Honmelbeere</w:t>
-      </w:r>
-    </w:p>
-    <w:p>
-      <w:r>
-        <w:t>NamePlural = Dimensions-Honmelbeeren</w:t>
-      </w:r>
+        <w:t>Name = Dimensions-</w:t>
+      </w:r>
+      <w:proofErr w:type="spellStart"/>
+      <w:r>
+        <w:t>Honmelbeere</w:t>
+      </w:r>
+      <w:proofErr w:type="spellEnd"/>
+    </w:p>
+    <w:p>
+      <w:proofErr w:type="spellStart"/>
+      <w:r>
+        <w:t>NamePlural</w:t>
+      </w:r>
+      <w:proofErr w:type="spellEnd"/>
+      <w:r>
+        <w:t xml:space="preserve"> = Dimensions-</w:t>
+      </w:r>
+      <w:proofErr w:type="spellStart"/>
+      <w:r>
+        <w:t>Honmelbeeren</w:t>
+      </w:r>
+      <w:proofErr w:type="spellEnd"/>
     </w:p>
     <w:p>
       <w:r>
@@ -3407,13 +5598,28 @@
     </w:p>
     <w:p>
       <w:r>
-        <w:t>Name = Dimensions-Labrusbeere</w:t>
-      </w:r>
-    </w:p>
-    <w:p>
-      <w:r>
-        <w:t>NamePlural = Dimensions-Labrusbeeren</w:t>
-      </w:r>
+        <w:t>Name = Dimensions-</w:t>
+      </w:r>
+      <w:proofErr w:type="spellStart"/>
+      <w:r>
+        <w:t>Labrusbeere</w:t>
+      </w:r>
+      <w:proofErr w:type="spellEnd"/>
+    </w:p>
+    <w:p>
+      <w:proofErr w:type="spellStart"/>
+      <w:r>
+        <w:t>NamePlural</w:t>
+      </w:r>
+      <w:proofErr w:type="spellEnd"/>
+      <w:r>
+        <w:t xml:space="preserve"> = Dimensions-</w:t>
+      </w:r>
+      <w:proofErr w:type="spellStart"/>
+      <w:r>
+        <w:t>Labrusbeeren</w:t>
+      </w:r>
+      <w:proofErr w:type="spellEnd"/>
     </w:p>
     <w:p>
       <w:r>
@@ -3447,13 +5653,28 @@
     </w:p>
     <w:p>
       <w:r>
-        <w:t>Name = Dimensions-Tamotbeere</w:t>
-      </w:r>
-    </w:p>
-    <w:p>
-      <w:r>
-        <w:t>NamePlural = Dimensions-Tamotbeeren</w:t>
-      </w:r>
+        <w:t>Name = Dimensions-</w:t>
+      </w:r>
+      <w:proofErr w:type="spellStart"/>
+      <w:r>
+        <w:t>Tamotbeere</w:t>
+      </w:r>
+      <w:proofErr w:type="spellEnd"/>
+    </w:p>
+    <w:p>
+      <w:proofErr w:type="spellStart"/>
+      <w:r>
+        <w:t>NamePlural</w:t>
+      </w:r>
+      <w:proofErr w:type="spellEnd"/>
+      <w:r>
+        <w:t xml:space="preserve"> = Dimensions-</w:t>
+      </w:r>
+      <w:proofErr w:type="spellStart"/>
+      <w:r>
+        <w:t>Tamotbeeren</w:t>
+      </w:r>
+      <w:proofErr w:type="spellEnd"/>
     </w:p>
     <w:p>
       <w:r>
@@ -3487,13 +5708,28 @@
     </w:p>
     <w:p>
       <w:r>
-        <w:t>Name = Dimensions-Koakobeere</w:t>
-      </w:r>
-    </w:p>
-    <w:p>
-      <w:r>
-        <w:t>NamePlural = Dimensions-Koakobeeren</w:t>
-      </w:r>
+        <w:t>Name = Dimensions-</w:t>
+      </w:r>
+      <w:proofErr w:type="spellStart"/>
+      <w:r>
+        <w:t>Koakobeere</w:t>
+      </w:r>
+      <w:proofErr w:type="spellEnd"/>
+    </w:p>
+    <w:p>
+      <w:proofErr w:type="spellStart"/>
+      <w:r>
+        <w:t>NamePlural</w:t>
+      </w:r>
+      <w:proofErr w:type="spellEnd"/>
+      <w:r>
+        <w:t xml:space="preserve"> = Dimensions-</w:t>
+      </w:r>
+      <w:proofErr w:type="spellStart"/>
+      <w:r>
+        <w:t>Koakobeeren</w:t>
+      </w:r>
+      <w:proofErr w:type="spellEnd"/>
     </w:p>
     <w:p>
       <w:r>
@@ -3528,13 +5764,28 @@
     </w:p>
     <w:p>
       <w:r>
-        <w:t>Name = Dimensions-Foepasbeere</w:t>
-      </w:r>
-    </w:p>
-    <w:p>
-      <w:r>
-        <w:t>NamePlural = Dimensions-Foepasbeeren</w:t>
-      </w:r>
+        <w:t>Name = Dimensions-</w:t>
+      </w:r>
+      <w:proofErr w:type="spellStart"/>
+      <w:r>
+        <w:t>Foepasbeere</w:t>
+      </w:r>
+      <w:proofErr w:type="spellEnd"/>
+    </w:p>
+    <w:p>
+      <w:proofErr w:type="spellStart"/>
+      <w:r>
+        <w:t>NamePlural</w:t>
+      </w:r>
+      <w:proofErr w:type="spellEnd"/>
+      <w:r>
+        <w:t xml:space="preserve"> = Dimensions-</w:t>
+      </w:r>
+      <w:proofErr w:type="spellStart"/>
+      <w:r>
+        <w:t>Foepasbeeren</w:t>
+      </w:r>
+      <w:proofErr w:type="spellEnd"/>
     </w:p>
     <w:p>
       <w:r>
@@ -3568,13 +5819,28 @@
     </w:p>
     <w:p>
       <w:r>
-        <w:t>Name = Dimensions-Kerzalbeere</w:t>
-      </w:r>
-    </w:p>
-    <w:p>
-      <w:r>
-        <w:t>NamePlural = Dimensions-Kerzalbeeren</w:t>
-      </w:r>
+        <w:t>Name = Dimensions-</w:t>
+      </w:r>
+      <w:proofErr w:type="spellStart"/>
+      <w:r>
+        <w:t>Kerzalbeere</w:t>
+      </w:r>
+      <w:proofErr w:type="spellEnd"/>
+    </w:p>
+    <w:p>
+      <w:proofErr w:type="spellStart"/>
+      <w:r>
+        <w:t>NamePlural</w:t>
+      </w:r>
+      <w:proofErr w:type="spellEnd"/>
+      <w:r>
+        <w:t xml:space="preserve"> = Dimensions-</w:t>
+      </w:r>
+      <w:proofErr w:type="spellStart"/>
+      <w:r>
+        <w:t>Kerzalbeeren</w:t>
+      </w:r>
+      <w:proofErr w:type="spellEnd"/>
     </w:p>
     <w:p>
       <w:r>
@@ -3608,13 +5874,28 @@
     </w:p>
     <w:p>
       <w:r>
-        <w:t>Name = Dimensions-Grindobeere</w:t>
-      </w:r>
-    </w:p>
-    <w:p>
-      <w:r>
-        <w:t>NamePlural = Dimensions-Grindobeeren</w:t>
-      </w:r>
+        <w:t>Name = Dimensions-</w:t>
+      </w:r>
+      <w:proofErr w:type="spellStart"/>
+      <w:r>
+        <w:t>Grindobeere</w:t>
+      </w:r>
+      <w:proofErr w:type="spellEnd"/>
+    </w:p>
+    <w:p>
+      <w:proofErr w:type="spellStart"/>
+      <w:r>
+        <w:t>NamePlural</w:t>
+      </w:r>
+      <w:proofErr w:type="spellEnd"/>
+      <w:r>
+        <w:t xml:space="preserve"> = Dimensions-</w:t>
+      </w:r>
+      <w:proofErr w:type="spellStart"/>
+      <w:r>
+        <w:t>Grindobeeren</w:t>
+      </w:r>
+      <w:proofErr w:type="spellEnd"/>
     </w:p>
     <w:p>
       <w:r>
@@ -3648,13 +5929,28 @@
     </w:p>
     <w:p>
       <w:r>
-        <w:t>Name = Dimensions-Kiroyabeere</w:t>
-      </w:r>
-    </w:p>
-    <w:p>
-      <w:r>
-        <w:t>NamePlural = Dimensions-Kiroyabeeren</w:t>
-      </w:r>
+        <w:t>Name = Dimensions-</w:t>
+      </w:r>
+      <w:proofErr w:type="spellStart"/>
+      <w:r>
+        <w:t>Kiroyabeere</w:t>
+      </w:r>
+      <w:proofErr w:type="spellEnd"/>
+    </w:p>
+    <w:p>
+      <w:proofErr w:type="spellStart"/>
+      <w:r>
+        <w:t>NamePlural</w:t>
+      </w:r>
+      <w:proofErr w:type="spellEnd"/>
+      <w:r>
+        <w:t xml:space="preserve"> = Dimensions-</w:t>
+      </w:r>
+      <w:proofErr w:type="spellStart"/>
+      <w:r>
+        <w:t>Kiroyabeeren</w:t>
+      </w:r>
+      <w:proofErr w:type="spellEnd"/>
     </w:p>
     <w:p>
       <w:r>
@@ -3689,13 +5985,28 @@
     </w:p>
     <w:p>
       <w:r>
-        <w:t>Name = Dimensions-Rospelbeere</w:t>
-      </w:r>
-    </w:p>
-    <w:p>
-      <w:r>
-        <w:t>NamePlural = Dimensions-Rospelbeeren</w:t>
-      </w:r>
+        <w:t>Name = Dimensions-</w:t>
+      </w:r>
+      <w:proofErr w:type="spellStart"/>
+      <w:r>
+        <w:t>Rospelbeere</w:t>
+      </w:r>
+      <w:proofErr w:type="spellEnd"/>
+    </w:p>
+    <w:p>
+      <w:proofErr w:type="spellStart"/>
+      <w:r>
+        <w:t>NamePlural</w:t>
+      </w:r>
+      <w:proofErr w:type="spellEnd"/>
+      <w:r>
+        <w:t xml:space="preserve"> = Dimensions-</w:t>
+      </w:r>
+      <w:proofErr w:type="spellStart"/>
+      <w:r>
+        <w:t>Rospelbeeren</w:t>
+      </w:r>
+      <w:proofErr w:type="spellEnd"/>
     </w:p>
     <w:p>
       <w:r>
@@ -3729,13 +6040,28 @@
     </w:p>
     <w:p>
       <w:r>
-        <w:t>Name = Dimensions-Grarzbeere</w:t>
-      </w:r>
-    </w:p>
-    <w:p>
-      <w:r>
-        <w:t>NamePlural = Dimensions-Grarzbeeren</w:t>
-      </w:r>
+        <w:t>Name = Dimensions-</w:t>
+      </w:r>
+      <w:proofErr w:type="spellStart"/>
+      <w:r>
+        <w:t>Grarzbeere</w:t>
+      </w:r>
+      <w:proofErr w:type="spellEnd"/>
+    </w:p>
+    <w:p>
+      <w:proofErr w:type="spellStart"/>
+      <w:r>
+        <w:t>NamePlural</w:t>
+      </w:r>
+      <w:proofErr w:type="spellEnd"/>
+      <w:r>
+        <w:t xml:space="preserve"> = Dimensions-</w:t>
+      </w:r>
+      <w:proofErr w:type="spellStart"/>
+      <w:r>
+        <w:t>Grarzbeeren</w:t>
+      </w:r>
+      <w:proofErr w:type="spellEnd"/>
     </w:p>
     <w:p>
       <w:r>
@@ -3769,13 +6095,28 @@
     </w:p>
     <w:p>
       <w:r>
-        <w:t>Name = Dimensions-Schukebeere</w:t>
-      </w:r>
-    </w:p>
-    <w:p>
-      <w:r>
-        <w:t>NamePlural = Dimensions-Schukebeeren</w:t>
-      </w:r>
+        <w:t>Name = Dimensions-</w:t>
+      </w:r>
+      <w:proofErr w:type="spellStart"/>
+      <w:r>
+        <w:t>Schukebeere</w:t>
+      </w:r>
+      <w:proofErr w:type="spellEnd"/>
+    </w:p>
+    <w:p>
+      <w:proofErr w:type="spellStart"/>
+      <w:r>
+        <w:t>NamePlural</w:t>
+      </w:r>
+      <w:proofErr w:type="spellEnd"/>
+      <w:r>
+        <w:t xml:space="preserve"> = Dimensions-</w:t>
+      </w:r>
+      <w:proofErr w:type="spellStart"/>
+      <w:r>
+        <w:t>Schukebeeren</w:t>
+      </w:r>
+      <w:proofErr w:type="spellEnd"/>
     </w:p>
     <w:p>
       <w:r>
@@ -3809,13 +6150,28 @@
     </w:p>
     <w:p>
       <w:r>
-        <w:t>Name = Dimensions-Kobabeere</w:t>
-      </w:r>
-    </w:p>
-    <w:p>
-      <w:r>
-        <w:t>NamePlural = Dimensions-Kobabeeren</w:t>
-      </w:r>
+        <w:t>Name = Dimensions-</w:t>
+      </w:r>
+      <w:proofErr w:type="spellStart"/>
+      <w:r>
+        <w:t>Kobabeere</w:t>
+      </w:r>
+      <w:proofErr w:type="spellEnd"/>
+    </w:p>
+    <w:p>
+      <w:proofErr w:type="spellStart"/>
+      <w:r>
+        <w:t>NamePlural</w:t>
+      </w:r>
+      <w:proofErr w:type="spellEnd"/>
+      <w:r>
+        <w:t xml:space="preserve"> = Dimensions-</w:t>
+      </w:r>
+      <w:proofErr w:type="spellStart"/>
+      <w:r>
+        <w:t>Kobabeeren</w:t>
+      </w:r>
+      <w:proofErr w:type="spellEnd"/>
     </w:p>
     <w:p>
       <w:r>
@@ -3850,13 +6206,28 @@
     </w:p>
     <w:p>
       <w:r>
-        <w:t>Name = Dimensions-Pyapabeere</w:t>
-      </w:r>
-    </w:p>
-    <w:p>
-      <w:r>
-        <w:t>NamePlural = Dimensions-Pyapabeeren</w:t>
-      </w:r>
+        <w:t>Name = Dimensions-</w:t>
+      </w:r>
+      <w:proofErr w:type="spellStart"/>
+      <w:r>
+        <w:t>Pyapabeere</w:t>
+      </w:r>
+      <w:proofErr w:type="spellEnd"/>
+    </w:p>
+    <w:p>
+      <w:proofErr w:type="spellStart"/>
+      <w:r>
+        <w:t>NamePlural</w:t>
+      </w:r>
+      <w:proofErr w:type="spellEnd"/>
+      <w:r>
+        <w:t xml:space="preserve"> = Dimensions-</w:t>
+      </w:r>
+      <w:proofErr w:type="spellStart"/>
+      <w:r>
+        <w:t>Pyapabeeren</w:t>
+      </w:r>
+      <w:proofErr w:type="spellEnd"/>
     </w:p>
     <w:p>
       <w:r>
@@ -3890,13 +6261,28 @@
     </w:p>
     <w:p>
       <w:r>
-        <w:t>Name = Dimensions-Tanigabeere</w:t>
-      </w:r>
-    </w:p>
-    <w:p>
-      <w:r>
-        <w:t>NamePlural = Dimensions-Tanigabeeren</w:t>
-      </w:r>
+        <w:t>Name = Dimensions-</w:t>
+      </w:r>
+      <w:proofErr w:type="spellStart"/>
+      <w:r>
+        <w:t>Tanigabeere</w:t>
+      </w:r>
+      <w:proofErr w:type="spellEnd"/>
+    </w:p>
+    <w:p>
+      <w:proofErr w:type="spellStart"/>
+      <w:r>
+        <w:t>NamePlural</w:t>
+      </w:r>
+      <w:proofErr w:type="spellEnd"/>
+      <w:r>
+        <w:t xml:space="preserve"> = Dimensions-</w:t>
+      </w:r>
+      <w:proofErr w:type="spellStart"/>
+      <w:r>
+        <w:t>Tanigabeeren</w:t>
+      </w:r>
+      <w:proofErr w:type="spellEnd"/>
     </w:p>
     <w:p>
       <w:r>
@@ -3930,13 +6316,28 @@
     </w:p>
     <w:p>
       <w:r>
-        <w:t>Name = Dimensions-Chiaribeere</w:t>
-      </w:r>
-    </w:p>
-    <w:p>
-      <w:r>
-        <w:t>NamePlural = Dimensions-Chiaribeeren</w:t>
-      </w:r>
+        <w:t>Name = Dimensions-</w:t>
+      </w:r>
+      <w:proofErr w:type="spellStart"/>
+      <w:r>
+        <w:t>Chiaribeere</w:t>
+      </w:r>
+      <w:proofErr w:type="spellEnd"/>
+    </w:p>
+    <w:p>
+      <w:proofErr w:type="spellStart"/>
+      <w:r>
+        <w:t>NamePlural</w:t>
+      </w:r>
+      <w:proofErr w:type="spellEnd"/>
+      <w:r>
+        <w:t xml:space="preserve"> = Dimensions-</w:t>
+      </w:r>
+      <w:proofErr w:type="spellStart"/>
+      <w:r>
+        <w:t>Chiaribeeren</w:t>
+      </w:r>
+      <w:proofErr w:type="spellEnd"/>
     </w:p>
     <w:p>
       <w:r>
@@ -3970,13 +6371,28 @@
     </w:p>
     <w:p>
       <w:r>
-        <w:t>Name = Dimensions-Zitarzbeere</w:t>
-      </w:r>
-    </w:p>
-    <w:p>
-      <w:r>
-        <w:t>NamePlural = Dimensions-Zitarzbeeren</w:t>
-      </w:r>
+        <w:t>Name = Dimensions-</w:t>
+      </w:r>
+      <w:proofErr w:type="spellStart"/>
+      <w:r>
+        <w:t>Zitarzbeere</w:t>
+      </w:r>
+      <w:proofErr w:type="spellEnd"/>
+    </w:p>
+    <w:p>
+      <w:proofErr w:type="spellStart"/>
+      <w:r>
+        <w:t>NamePlural</w:t>
+      </w:r>
+      <w:proofErr w:type="spellEnd"/>
+      <w:r>
+        <w:t xml:space="preserve"> = Dimensions-</w:t>
+      </w:r>
+      <w:proofErr w:type="spellStart"/>
+      <w:r>
+        <w:t>Zitarzbeeren</w:t>
+      </w:r>
+      <w:proofErr w:type="spellEnd"/>
     </w:p>
     <w:p>
       <w:r>
@@ -4011,13 +6427,28 @@
     </w:p>
     <w:p>
       <w:r>
-        <w:t>Name = Dimensions-Terirobeere</w:t>
-      </w:r>
-    </w:p>
-    <w:p>
-      <w:r>
-        <w:t>NamePlural = Dimensions-Terirobeeren</w:t>
-      </w:r>
+        <w:t>Name = Dimensions-</w:t>
+      </w:r>
+      <w:proofErr w:type="spellStart"/>
+      <w:r>
+        <w:t>Terirobeere</w:t>
+      </w:r>
+      <w:proofErr w:type="spellEnd"/>
+    </w:p>
+    <w:p>
+      <w:proofErr w:type="spellStart"/>
+      <w:r>
+        <w:t>NamePlural</w:t>
+      </w:r>
+      <w:proofErr w:type="spellEnd"/>
+      <w:r>
+        <w:t xml:space="preserve"> = Dimensions-</w:t>
+      </w:r>
+      <w:proofErr w:type="spellStart"/>
+      <w:r>
+        <w:t>Terirobeeren</w:t>
+      </w:r>
+      <w:proofErr w:type="spellEnd"/>
     </w:p>
     <w:p>
       <w:r>
@@ -4051,13 +6482,28 @@
     </w:p>
     <w:p>
       <w:r>
-        <w:t>Name = Dimensions-Burleobeere</w:t>
-      </w:r>
-    </w:p>
-    <w:p>
-      <w:r>
-        <w:t>NamePlural = Dimensions-Burleobeeren</w:t>
-      </w:r>
+        <w:t>Name = Dimensions-</w:t>
+      </w:r>
+      <w:proofErr w:type="spellStart"/>
+      <w:r>
+        <w:t>Burleobeere</w:t>
+      </w:r>
+      <w:proofErr w:type="spellEnd"/>
+    </w:p>
+    <w:p>
+      <w:proofErr w:type="spellStart"/>
+      <w:r>
+        <w:t>NamePlural</w:t>
+      </w:r>
+      <w:proofErr w:type="spellEnd"/>
+      <w:r>
+        <w:t xml:space="preserve"> = Dimensions-</w:t>
+      </w:r>
+      <w:proofErr w:type="spellStart"/>
+      <w:r>
+        <w:t>Burleobeeren</w:t>
+      </w:r>
+      <w:proofErr w:type="spellEnd"/>
     </w:p>
     <w:p>
       <w:r>
@@ -4091,13 +6537,28 @@
     </w:p>
     <w:p>
       <w:r>
-        <w:t>Name = Dimensions-Babiribeere</w:t>
-      </w:r>
-    </w:p>
-    <w:p>
-      <w:r>
-        <w:t>NamePlural = Dimensions-Babiribeeren</w:t>
-      </w:r>
+        <w:t>Name = Dimensions-</w:t>
+      </w:r>
+      <w:proofErr w:type="spellStart"/>
+      <w:r>
+        <w:t>Babiribeere</w:t>
+      </w:r>
+      <w:proofErr w:type="spellEnd"/>
+    </w:p>
+    <w:p>
+      <w:proofErr w:type="spellStart"/>
+      <w:r>
+        <w:t>NamePlural</w:t>
+      </w:r>
+      <w:proofErr w:type="spellEnd"/>
+      <w:r>
+        <w:t xml:space="preserve"> = Dimensions-</w:t>
+      </w:r>
+      <w:proofErr w:type="spellStart"/>
+      <w:r>
+        <w:t>Babiribeeren</w:t>
+      </w:r>
+      <w:proofErr w:type="spellEnd"/>
     </w:p>
     <w:p>
       <w:r>
@@ -4131,13 +6592,28 @@
     </w:p>
     <w:p>
       <w:r>
-        <w:t>Name = Dimensions-Chilanbeere</w:t>
-      </w:r>
-    </w:p>
-    <w:p>
-      <w:r>
-        <w:t>NamePlural = Dimensions-Chilanbeeren</w:t>
-      </w:r>
+        <w:t>Name = Dimensions-</w:t>
+      </w:r>
+      <w:proofErr w:type="spellStart"/>
+      <w:r>
+        <w:t>Chilanbeere</w:t>
+      </w:r>
+      <w:proofErr w:type="spellEnd"/>
+    </w:p>
+    <w:p>
+      <w:proofErr w:type="spellStart"/>
+      <w:r>
+        <w:t>NamePlural</w:t>
+      </w:r>
+      <w:proofErr w:type="spellEnd"/>
+      <w:r>
+        <w:t xml:space="preserve"> = Dimensions-</w:t>
+      </w:r>
+      <w:proofErr w:type="spellStart"/>
+      <w:r>
+        <w:t>Chilanbeeren</w:t>
+      </w:r>
+      <w:proofErr w:type="spellEnd"/>
     </w:p>
     <w:p>
       <w:r>
@@ -4172,13 +6648,28 @@
     </w:p>
     <w:p>
       <w:r>
-        <w:t>Name = Dimensions-Hibisbeere</w:t>
-      </w:r>
-    </w:p>
-    <w:p>
-      <w:r>
-        <w:t>NamePlural = Dimensions-Hibisbeeren</w:t>
-      </w:r>
+        <w:t>Name = Dimensions-</w:t>
+      </w:r>
+      <w:proofErr w:type="spellStart"/>
+      <w:r>
+        <w:t>Hibisbeere</w:t>
+      </w:r>
+      <w:proofErr w:type="spellEnd"/>
+    </w:p>
+    <w:p>
+      <w:proofErr w:type="spellStart"/>
+      <w:r>
+        <w:t>NamePlural</w:t>
+      </w:r>
+      <w:proofErr w:type="spellEnd"/>
+      <w:r>
+        <w:t xml:space="preserve"> = Dimensions-</w:t>
+      </w:r>
+      <w:proofErr w:type="spellStart"/>
+      <w:r>
+        <w:t>Hibisbeeren</w:t>
+      </w:r>
+      <w:proofErr w:type="spellEnd"/>
     </w:p>
     <w:p>
       <w:r>
@@ -4212,12 +6703,33 @@
     </w:p>
     <w:p>
       <w:r>
-        <w:t>Name = Canary-Brot</w:t>
-      </w:r>
-    </w:p>
-    <w:p>
-      <w:r>
-        <w:t>NamePlural = Canary-Brote</w:t>
+        <w:t xml:space="preserve">Name = </w:t>
+      </w:r>
+      <w:proofErr w:type="spellStart"/>
+      <w:r>
+        <w:t>Canary</w:t>
+      </w:r>
+      <w:proofErr w:type="spellEnd"/>
+      <w:r>
+        <w:t>-Brot</w:t>
+      </w:r>
+    </w:p>
+    <w:p>
+      <w:proofErr w:type="spellStart"/>
+      <w:r>
+        <w:t>NamePlural</w:t>
+      </w:r>
+      <w:proofErr w:type="spellEnd"/>
+      <w:r>
+        <w:t xml:space="preserve"> = </w:t>
+      </w:r>
+      <w:proofErr w:type="spellStart"/>
+      <w:r>
+        <w:t>Canary</w:t>
+      </w:r>
+      <w:proofErr w:type="spellEnd"/>
+      <w:r>
+        <w:t>-Brote</w:t>
       </w:r>
     </w:p>
     <w:p>
@@ -4231,14 +6743,34 @@
       </w:r>
     </w:p>
     <w:p>
-      <w:r>
-        <w:t>FieldUse = OnPokemon</w:t>
-      </w:r>
-    </w:p>
-    <w:p>
-      <w:r>
-        <w:t>BattleUse = OnPokemon</w:t>
-      </w:r>
+      <w:proofErr w:type="spellStart"/>
+      <w:r>
+        <w:t>FieldUse</w:t>
+      </w:r>
+      <w:proofErr w:type="spellEnd"/>
+      <w:r>
+        <w:t xml:space="preserve"> = </w:t>
+      </w:r>
+      <w:proofErr w:type="spellStart"/>
+      <w:r>
+        <w:t>OnPokemon</w:t>
+      </w:r>
+      <w:proofErr w:type="spellEnd"/>
+    </w:p>
+    <w:p>
+      <w:proofErr w:type="spellStart"/>
+      <w:r>
+        <w:t>BattleUse</w:t>
+      </w:r>
+      <w:proofErr w:type="spellEnd"/>
+      <w:r>
+        <w:t xml:space="preserve"> = </w:t>
+      </w:r>
+      <w:proofErr w:type="spellStart"/>
+      <w:r>
+        <w:t>OnPokemon</w:t>
+      </w:r>
+      <w:proofErr w:type="spellEnd"/>
     </w:p>
     <w:p>
       <w:r>
@@ -4247,7 +6779,15 @@
     </w:p>
     <w:p>
       <w:r>
-        <w:t>Description = Das Canary-Brot füllt die KP eines Pokémon um 100 Punkte auf oder nutze es für Rezepte.</w:t>
+        <w:t xml:space="preserve">Description = Das </w:t>
+      </w:r>
+      <w:proofErr w:type="spellStart"/>
+      <w:r>
+        <w:t>Canary</w:t>
+      </w:r>
+      <w:proofErr w:type="spellEnd"/>
+      <w:r>
+        <w:t>-Brot füllt die KP eines Pokémon um 100 Punkte auf oder nutze es für Rezepte.</w:t>
       </w:r>
     </w:p>
     <w:p>
@@ -4262,12 +6802,33 @@
     </w:p>
     <w:p>
       <w:r>
-        <w:t>Name = Illumina-Butter</w:t>
-      </w:r>
-    </w:p>
-    <w:p>
-      <w:r>
-        <w:t>NamePlural = Illumina-Butter</w:t>
+        <w:t xml:space="preserve">Name = </w:t>
+      </w:r>
+      <w:proofErr w:type="spellStart"/>
+      <w:r>
+        <w:t>Illumina</w:t>
+      </w:r>
+      <w:proofErr w:type="spellEnd"/>
+      <w:r>
+        <w:t>-Butter</w:t>
+      </w:r>
+    </w:p>
+    <w:p>
+      <w:proofErr w:type="spellStart"/>
+      <w:r>
+        <w:t>NamePlural</w:t>
+      </w:r>
+      <w:proofErr w:type="spellEnd"/>
+      <w:r>
+        <w:t xml:space="preserve"> = </w:t>
+      </w:r>
+      <w:proofErr w:type="spellStart"/>
+      <w:r>
+        <w:t>Illumina</w:t>
+      </w:r>
+      <w:proofErr w:type="spellEnd"/>
+      <w:r>
+        <w:t>-Butter</w:t>
       </w:r>
     </w:p>
     <w:p>
@@ -4301,8 +6862,13 @@
       </w:r>
     </w:p>
     <w:p>
-      <w:r>
-        <w:t>NamePlural = Superbutter</w:t>
+      <w:proofErr w:type="spellStart"/>
+      <w:r>
+        <w:t>NamePlural</w:t>
+      </w:r>
+      <w:proofErr w:type="spellEnd"/>
+      <w:r>
+        <w:t xml:space="preserve"> = Superbutter</w:t>
       </w:r>
     </w:p>
     <w:p>
@@ -4337,8 +6903,13 @@
       </w:r>
     </w:p>
     <w:p>
-      <w:r>
-        <w:t>NamePlural = Hyperbutter</w:t>
+      <w:proofErr w:type="spellStart"/>
+      <w:r>
+        <w:t>NamePlural</w:t>
+      </w:r>
+      <w:proofErr w:type="spellEnd"/>
+      <w:r>
+        <w:t xml:space="preserve"> = Hyperbutter</w:t>
       </w:r>
     </w:p>
     <w:p>
@@ -4372,8 +6943,13 @@
       </w:r>
     </w:p>
     <w:p>
-      <w:r>
-        <w:t>NamePlural = Ultrabutter</w:t>
+      <w:proofErr w:type="spellStart"/>
+      <w:r>
+        <w:t>NamePlural</w:t>
+      </w:r>
+      <w:proofErr w:type="spellEnd"/>
+      <w:r>
+        <w:t xml:space="preserve"> = Ultrabutter</w:t>
       </w:r>
     </w:p>
     <w:p>
@@ -4407,8 +6983,13 @@
       </w:r>
     </w:p>
     <w:p>
-      <w:r>
-        <w:t>NamePlural = Meisterbutter</w:t>
+      <w:proofErr w:type="spellStart"/>
+      <w:r>
+        <w:t>NamePlural</w:t>
+      </w:r>
+      <w:proofErr w:type="spellEnd"/>
+      <w:r>
+        <w:t xml:space="preserve"> = Meisterbutter</w:t>
       </w:r>
     </w:p>
     <w:p>
@@ -4442,8 +7023,13 @@
       </w:r>
     </w:p>
     <w:p>
-      <w:r>
-        <w:t>NamePlural = Dimensionsbutter</w:t>
+      <w:proofErr w:type="spellStart"/>
+      <w:r>
+        <w:t>NamePlural</w:t>
+      </w:r>
+      <w:proofErr w:type="spellEnd"/>
+      <w:r>
+        <w:t xml:space="preserve"> = Dimensionsbutter</w:t>
       </w:r>
     </w:p>
     <w:p>
@@ -4473,12 +7059,33 @@
     </w:p>
     <w:p>
       <w:r>
-        <w:t>Name = Hoenn-Steinsalz</w:t>
-      </w:r>
-    </w:p>
-    <w:p>
-      <w:r>
-        <w:t>NamePlural = Hoenn-Steinsalz</w:t>
+        <w:t xml:space="preserve">Name = </w:t>
+      </w:r>
+      <w:proofErr w:type="spellStart"/>
+      <w:r>
+        <w:t>Hoenn</w:t>
+      </w:r>
+      <w:proofErr w:type="spellEnd"/>
+      <w:r>
+        <w:t>-Steinsalz</w:t>
+      </w:r>
+    </w:p>
+    <w:p>
+      <w:proofErr w:type="spellStart"/>
+      <w:r>
+        <w:t>NamePlural</w:t>
+      </w:r>
+      <w:proofErr w:type="spellEnd"/>
+      <w:r>
+        <w:t xml:space="preserve"> = </w:t>
+      </w:r>
+      <w:proofErr w:type="spellStart"/>
+      <w:r>
+        <w:t>Hoenn</w:t>
+      </w:r>
+      <w:proofErr w:type="spellEnd"/>
+      <w:r>
+        <w:t>-Steinsalz</w:t>
       </w:r>
     </w:p>
     <w:p>
@@ -4513,8 +7120,13 @@
       </w:r>
     </w:p>
     <w:p>
-      <w:r>
-        <w:t>NamePlural = Dunkelwürze</w:t>
+      <w:proofErr w:type="spellStart"/>
+      <w:r>
+        <w:t>NamePlural</w:t>
+      </w:r>
+      <w:proofErr w:type="spellEnd"/>
+      <w:r>
+        <w:t xml:space="preserve"> = Dunkelwürze</w:t>
       </w:r>
     </w:p>
     <w:p>
@@ -4544,12 +7156,33 @@
     </w:p>
     <w:p>
       <w:r>
-        <w:t>Name = Olithena-Öl</w:t>
-      </w:r>
-    </w:p>
-    <w:p>
-      <w:r>
-        <w:t>NamePlural = Olithena-Öle</w:t>
+        <w:t xml:space="preserve">Name = </w:t>
+      </w:r>
+      <w:proofErr w:type="spellStart"/>
+      <w:r>
+        <w:t>Olithena</w:t>
+      </w:r>
+      <w:proofErr w:type="spellEnd"/>
+      <w:r>
+        <w:t>-Öl</w:t>
+      </w:r>
+    </w:p>
+    <w:p>
+      <w:proofErr w:type="spellStart"/>
+      <w:r>
+        <w:t>NamePlural</w:t>
+      </w:r>
+      <w:proofErr w:type="spellEnd"/>
+      <w:r>
+        <w:t xml:space="preserve"> = </w:t>
+      </w:r>
+      <w:proofErr w:type="spellStart"/>
+      <w:r>
+        <w:t>Olithena</w:t>
+      </w:r>
+      <w:proofErr w:type="spellEnd"/>
+      <w:r>
+        <w:t>-Öle</w:t>
       </w:r>
     </w:p>
     <w:p>
@@ -4566,8 +7199,6 @@
       <w:r>
         <w:t>Description = Kann für bestimmte Rezepte verwendet werden.</w:t>
       </w:r>
-      <w:bookmarkStart w:id="0" w:name="_GoBack"/>
-      <w:bookmarkEnd w:id="0"/>
     </w:p>
     <w:sectPr>
       <w:pgSz w:w="11906" w:h="16838"/>
